--- a/docs/MODULES/Employee.docx
+++ b/docs/MODULES/Employee.docx
@@ -314,6 +314,12 @@
               <w:right w:w="60" w:type="dxa"/>
             </w:tcMar>
             <w:shd w:fill="1A365D" w:val="clear"/>
+            <w:tcMar>
+              <w:top w:w="40" w:type="dxa"/>
+              <w:bottom w:w="40" w:type="dxa"/>
+              <w:left w:w="60" w:type="dxa"/>
+              <w:right w:w="60" w:type="dxa"/>
+            </w:tcMar>
           </w:tcPr>
           <w:p>
             <w:pPr>
@@ -341,6 +347,12 @@
               <w:right w:w="60" w:type="dxa"/>
             </w:tcMar>
             <w:shd w:fill="1A365D" w:val="clear"/>
+            <w:tcMar>
+              <w:top w:w="40" w:type="dxa"/>
+              <w:bottom w:w="40" w:type="dxa"/>
+              <w:left w:w="60" w:type="dxa"/>
+              <w:right w:w="60" w:type="dxa"/>
+            </w:tcMar>
           </w:tcPr>
           <w:p>
             <w:pPr>
@@ -368,6 +380,12 @@
               <w:right w:w="60" w:type="dxa"/>
             </w:tcMar>
             <w:shd w:fill="1A365D" w:val="clear"/>
+            <w:tcMar>
+              <w:top w:w="40" w:type="dxa"/>
+              <w:bottom w:w="40" w:type="dxa"/>
+              <w:left w:w="60" w:type="dxa"/>
+              <w:right w:w="60" w:type="dxa"/>
+            </w:tcMar>
           </w:tcPr>
           <w:p>
             <w:pPr>
@@ -390,6 +408,12 @@
       <w:tr>
         <w:tc>
           <w:tcPr>
+            <w:tcMar>
+              <w:top w:w="40" w:type="dxa"/>
+              <w:bottom w:w="40" w:type="dxa"/>
+              <w:left w:w="60" w:type="dxa"/>
+              <w:right w:w="60" w:type="dxa"/>
+            </w:tcMar>
             <w:tcMar>
               <w:top w:w="40" w:type="dxa"/>
               <w:bottom w:w="40" w:type="dxa"/>
@@ -420,6 +444,12 @@
               <w:left w:w="60" w:type="dxa"/>
               <w:right w:w="60" w:type="dxa"/>
             </w:tcMar>
+            <w:tcMar>
+              <w:top w:w="40" w:type="dxa"/>
+              <w:bottom w:w="40" w:type="dxa"/>
+              <w:left w:w="60" w:type="dxa"/>
+              <w:right w:w="60" w:type="dxa"/>
+            </w:tcMar>
           </w:tcPr>
           <w:p>
             <w:pPr>
@@ -439,6 +469,12 @@
         </w:tc>
         <w:tc>
           <w:tcPr>
+            <w:tcMar>
+              <w:top w:w="40" w:type="dxa"/>
+              <w:bottom w:w="40" w:type="dxa"/>
+              <w:left w:w="60" w:type="dxa"/>
+              <w:right w:w="60" w:type="dxa"/>
+            </w:tcMar>
             <w:tcMar>
               <w:top w:w="40" w:type="dxa"/>
               <w:bottom w:w="40" w:type="dxa"/>
@@ -471,6 +507,12 @@
               <w:left w:w="60" w:type="dxa"/>
               <w:right w:w="60" w:type="dxa"/>
             </w:tcMar>
+            <w:tcMar>
+              <w:top w:w="40" w:type="dxa"/>
+              <w:bottom w:w="40" w:type="dxa"/>
+              <w:left w:w="60" w:type="dxa"/>
+              <w:right w:w="60" w:type="dxa"/>
+            </w:tcMar>
           </w:tcPr>
           <w:p>
             <w:pPr>
@@ -489,6 +531,12 @@
         </w:tc>
         <w:tc>
           <w:tcPr>
+            <w:tcMar>
+              <w:top w:w="40" w:type="dxa"/>
+              <w:bottom w:w="40" w:type="dxa"/>
+              <w:left w:w="60" w:type="dxa"/>
+              <w:right w:w="60" w:type="dxa"/>
+            </w:tcMar>
             <w:tcMar>
               <w:top w:w="40" w:type="dxa"/>
               <w:bottom w:w="40" w:type="dxa"/>
@@ -514,6 +562,12 @@
         </w:tc>
         <w:tc>
           <w:tcPr>
+            <w:tcMar>
+              <w:top w:w="40" w:type="dxa"/>
+              <w:bottom w:w="40" w:type="dxa"/>
+              <w:left w:w="60" w:type="dxa"/>
+              <w:right w:w="60" w:type="dxa"/>
+            </w:tcMar>
             <w:tcMar>
               <w:top w:w="40" w:type="dxa"/>
               <w:bottom w:w="40" w:type="dxa"/>
@@ -546,6 +600,12 @@
               <w:left w:w="60" w:type="dxa"/>
               <w:right w:w="60" w:type="dxa"/>
             </w:tcMar>
+            <w:tcMar>
+              <w:top w:w="40" w:type="dxa"/>
+              <w:bottom w:w="40" w:type="dxa"/>
+              <w:left w:w="60" w:type="dxa"/>
+              <w:right w:w="60" w:type="dxa"/>
+            </w:tcMar>
           </w:tcPr>
           <w:p>
             <w:pPr>
@@ -564,6 +624,12 @@
         </w:tc>
         <w:tc>
           <w:tcPr>
+            <w:tcMar>
+              <w:top w:w="40" w:type="dxa"/>
+              <w:bottom w:w="40" w:type="dxa"/>
+              <w:left w:w="60" w:type="dxa"/>
+              <w:right w:w="60" w:type="dxa"/>
+            </w:tcMar>
             <w:tcMar>
               <w:top w:w="40" w:type="dxa"/>
               <w:bottom w:w="40" w:type="dxa"/>
@@ -589,6 +655,12 @@
         </w:tc>
         <w:tc>
           <w:tcPr>
+            <w:tcMar>
+              <w:top w:w="40" w:type="dxa"/>
+              <w:bottom w:w="40" w:type="dxa"/>
+              <w:left w:w="60" w:type="dxa"/>
+              <w:right w:w="60" w:type="dxa"/>
+            </w:tcMar>
             <w:tcMar>
               <w:top w:w="40" w:type="dxa"/>
               <w:bottom w:w="40" w:type="dxa"/>
@@ -1212,6 +1284,12 @@
               <w:right w:w="60" w:type="dxa"/>
             </w:tcMar>
             <w:shd w:fill="1A365D" w:val="clear"/>
+            <w:tcMar>
+              <w:top w:w="40" w:type="dxa"/>
+              <w:bottom w:w="40" w:type="dxa"/>
+              <w:left w:w="60" w:type="dxa"/>
+              <w:right w:w="60" w:type="dxa"/>
+            </w:tcMar>
           </w:tcPr>
           <w:p>
             <w:pPr>
@@ -1239,6 +1317,12 @@
               <w:right w:w="60" w:type="dxa"/>
             </w:tcMar>
             <w:shd w:fill="1A365D" w:val="clear"/>
+            <w:tcMar>
+              <w:top w:w="40" w:type="dxa"/>
+              <w:bottom w:w="40" w:type="dxa"/>
+              <w:left w:w="60" w:type="dxa"/>
+              <w:right w:w="60" w:type="dxa"/>
+            </w:tcMar>
           </w:tcPr>
           <w:p>
             <w:pPr>
@@ -1267,6 +1351,12 @@
               <w:left w:w="60" w:type="dxa"/>
               <w:right w:w="60" w:type="dxa"/>
             </w:tcMar>
+            <w:tcMar>
+              <w:top w:w="40" w:type="dxa"/>
+              <w:bottom w:w="40" w:type="dxa"/>
+              <w:left w:w="60" w:type="dxa"/>
+              <w:right w:w="60" w:type="dxa"/>
+            </w:tcMar>
           </w:tcPr>
           <w:p>
             <w:pPr>
@@ -1285,6 +1375,12 @@
         </w:tc>
         <w:tc>
           <w:tcPr>
+            <w:tcMar>
+              <w:top w:w="40" w:type="dxa"/>
+              <w:bottom w:w="40" w:type="dxa"/>
+              <w:left w:w="60" w:type="dxa"/>
+              <w:right w:w="60" w:type="dxa"/>
+            </w:tcMar>
             <w:tcMar>
               <w:top w:w="40" w:type="dxa"/>
               <w:bottom w:w="40" w:type="dxa"/>
@@ -1412,6 +1508,12 @@
               <w:left w:w="60" w:type="dxa"/>
               <w:right w:w="60" w:type="dxa"/>
             </w:tcMar>
+            <w:tcMar>
+              <w:top w:w="40" w:type="dxa"/>
+              <w:bottom w:w="40" w:type="dxa"/>
+              <w:left w:w="60" w:type="dxa"/>
+              <w:right w:w="60" w:type="dxa"/>
+            </w:tcMar>
           </w:tcPr>
           <w:p>
             <w:pPr>
@@ -1430,6 +1532,12 @@
         </w:tc>
         <w:tc>
           <w:tcPr>
+            <w:tcMar>
+              <w:top w:w="40" w:type="dxa"/>
+              <w:bottom w:w="40" w:type="dxa"/>
+              <w:left w:w="60" w:type="dxa"/>
+              <w:right w:w="60" w:type="dxa"/>
+            </w:tcMar>
             <w:tcMar>
               <w:top w:w="40" w:type="dxa"/>
               <w:bottom w:w="40" w:type="dxa"/>
@@ -1506,6 +1614,12 @@
               <w:left w:w="60" w:type="dxa"/>
               <w:right w:w="60" w:type="dxa"/>
             </w:tcMar>
+            <w:tcMar>
+              <w:top w:w="40" w:type="dxa"/>
+              <w:bottom w:w="40" w:type="dxa"/>
+              <w:left w:w="60" w:type="dxa"/>
+              <w:right w:w="60" w:type="dxa"/>
+            </w:tcMar>
           </w:tcPr>
           <w:p>
             <w:pPr>
@@ -1524,6 +1638,12 @@
         </w:tc>
         <w:tc>
           <w:tcPr>
+            <w:tcMar>
+              <w:top w:w="40" w:type="dxa"/>
+              <w:bottom w:w="40" w:type="dxa"/>
+              <w:left w:w="60" w:type="dxa"/>
+              <w:right w:w="60" w:type="dxa"/>
+            </w:tcMar>
             <w:tcMar>
               <w:top w:w="40" w:type="dxa"/>
               <w:bottom w:w="40" w:type="dxa"/>
@@ -1590,6 +1710,12 @@
               <w:right w:w="60" w:type="dxa"/>
             </w:tcMar>
             <w:shd w:fill="1A365D" w:val="clear"/>
+            <w:tcMar>
+              <w:top w:w="40" w:type="dxa"/>
+              <w:bottom w:w="40" w:type="dxa"/>
+              <w:left w:w="60" w:type="dxa"/>
+              <w:right w:w="60" w:type="dxa"/>
+            </w:tcMar>
           </w:tcPr>
           <w:p>
             <w:pPr>
@@ -1617,6 +1743,12 @@
               <w:right w:w="60" w:type="dxa"/>
             </w:tcMar>
             <w:shd w:fill="1A365D" w:val="clear"/>
+            <w:tcMar>
+              <w:top w:w="40" w:type="dxa"/>
+              <w:bottom w:w="40" w:type="dxa"/>
+              <w:left w:w="60" w:type="dxa"/>
+              <w:right w:w="60" w:type="dxa"/>
+            </w:tcMar>
           </w:tcPr>
           <w:p>
             <w:pPr>
@@ -1645,6 +1777,12 @@
               <w:left w:w="60" w:type="dxa"/>
               <w:right w:w="60" w:type="dxa"/>
             </w:tcMar>
+            <w:tcMar>
+              <w:top w:w="40" w:type="dxa"/>
+              <w:bottom w:w="40" w:type="dxa"/>
+              <w:left w:w="60" w:type="dxa"/>
+              <w:right w:w="60" w:type="dxa"/>
+            </w:tcMar>
           </w:tcPr>
           <w:p>
             <w:pPr>
@@ -1663,6 +1801,12 @@
         </w:tc>
         <w:tc>
           <w:tcPr>
+            <w:tcMar>
+              <w:top w:w="40" w:type="dxa"/>
+              <w:bottom w:w="40" w:type="dxa"/>
+              <w:left w:w="60" w:type="dxa"/>
+              <w:right w:w="60" w:type="dxa"/>
+            </w:tcMar>
             <w:tcMar>
               <w:top w:w="40" w:type="dxa"/>
               <w:bottom w:w="40" w:type="dxa"/>
@@ -1738,6 +1882,12 @@
               <w:left w:w="60" w:type="dxa"/>
               <w:right w:w="60" w:type="dxa"/>
             </w:tcMar>
+            <w:tcMar>
+              <w:top w:w="40" w:type="dxa"/>
+              <w:bottom w:w="40" w:type="dxa"/>
+              <w:left w:w="60" w:type="dxa"/>
+              <w:right w:w="60" w:type="dxa"/>
+            </w:tcMar>
           </w:tcPr>
           <w:p>
             <w:pPr>
@@ -1756,6 +1906,12 @@
         </w:tc>
         <w:tc>
           <w:tcPr>
+            <w:tcMar>
+              <w:top w:w="40" w:type="dxa"/>
+              <w:bottom w:w="40" w:type="dxa"/>
+              <w:left w:w="60" w:type="dxa"/>
+              <w:right w:w="60" w:type="dxa"/>
+            </w:tcMar>
             <w:tcMar>
               <w:top w:w="40" w:type="dxa"/>
               <w:bottom w:w="40" w:type="dxa"/>

--- a/docs/MODULES/Employee.docx
+++ b/docs/MODULES/Employee.docx
@@ -314,12 +314,6 @@
               <w:right w:w="60" w:type="dxa"/>
             </w:tcMar>
             <w:shd w:fill="1A365D" w:val="clear"/>
-            <w:tcMar>
-              <w:top w:w="40" w:type="dxa"/>
-              <w:bottom w:w="40" w:type="dxa"/>
-              <w:left w:w="60" w:type="dxa"/>
-              <w:right w:w="60" w:type="dxa"/>
-            </w:tcMar>
           </w:tcPr>
           <w:p>
             <w:pPr>
@@ -347,12 +341,6 @@
               <w:right w:w="60" w:type="dxa"/>
             </w:tcMar>
             <w:shd w:fill="1A365D" w:val="clear"/>
-            <w:tcMar>
-              <w:top w:w="40" w:type="dxa"/>
-              <w:bottom w:w="40" w:type="dxa"/>
-              <w:left w:w="60" w:type="dxa"/>
-              <w:right w:w="60" w:type="dxa"/>
-            </w:tcMar>
           </w:tcPr>
           <w:p>
             <w:pPr>
@@ -380,12 +368,6 @@
               <w:right w:w="60" w:type="dxa"/>
             </w:tcMar>
             <w:shd w:fill="1A365D" w:val="clear"/>
-            <w:tcMar>
-              <w:top w:w="40" w:type="dxa"/>
-              <w:bottom w:w="40" w:type="dxa"/>
-              <w:left w:w="60" w:type="dxa"/>
-              <w:right w:w="60" w:type="dxa"/>
-            </w:tcMar>
           </w:tcPr>
           <w:p>
             <w:pPr>
@@ -408,12 +390,6 @@
       <w:tr>
         <w:tc>
           <w:tcPr>
-            <w:tcMar>
-              <w:top w:w="40" w:type="dxa"/>
-              <w:bottom w:w="40" w:type="dxa"/>
-              <w:left w:w="60" w:type="dxa"/>
-              <w:right w:w="60" w:type="dxa"/>
-            </w:tcMar>
             <w:tcMar>
               <w:top w:w="40" w:type="dxa"/>
               <w:bottom w:w="40" w:type="dxa"/>
@@ -444,12 +420,6 @@
               <w:left w:w="60" w:type="dxa"/>
               <w:right w:w="60" w:type="dxa"/>
             </w:tcMar>
-            <w:tcMar>
-              <w:top w:w="40" w:type="dxa"/>
-              <w:bottom w:w="40" w:type="dxa"/>
-              <w:left w:w="60" w:type="dxa"/>
-              <w:right w:w="60" w:type="dxa"/>
-            </w:tcMar>
           </w:tcPr>
           <w:p>
             <w:pPr>
@@ -469,12 +439,6 @@
         </w:tc>
         <w:tc>
           <w:tcPr>
-            <w:tcMar>
-              <w:top w:w="40" w:type="dxa"/>
-              <w:bottom w:w="40" w:type="dxa"/>
-              <w:left w:w="60" w:type="dxa"/>
-              <w:right w:w="60" w:type="dxa"/>
-            </w:tcMar>
             <w:tcMar>
               <w:top w:w="40" w:type="dxa"/>
               <w:bottom w:w="40" w:type="dxa"/>
@@ -507,12 +471,6 @@
               <w:left w:w="60" w:type="dxa"/>
               <w:right w:w="60" w:type="dxa"/>
             </w:tcMar>
-            <w:tcMar>
-              <w:top w:w="40" w:type="dxa"/>
-              <w:bottom w:w="40" w:type="dxa"/>
-              <w:left w:w="60" w:type="dxa"/>
-              <w:right w:w="60" w:type="dxa"/>
-            </w:tcMar>
           </w:tcPr>
           <w:p>
             <w:pPr>
@@ -531,12 +489,6 @@
         </w:tc>
         <w:tc>
           <w:tcPr>
-            <w:tcMar>
-              <w:top w:w="40" w:type="dxa"/>
-              <w:bottom w:w="40" w:type="dxa"/>
-              <w:left w:w="60" w:type="dxa"/>
-              <w:right w:w="60" w:type="dxa"/>
-            </w:tcMar>
             <w:tcMar>
               <w:top w:w="40" w:type="dxa"/>
               <w:bottom w:w="40" w:type="dxa"/>
@@ -562,12 +514,6 @@
         </w:tc>
         <w:tc>
           <w:tcPr>
-            <w:tcMar>
-              <w:top w:w="40" w:type="dxa"/>
-              <w:bottom w:w="40" w:type="dxa"/>
-              <w:left w:w="60" w:type="dxa"/>
-              <w:right w:w="60" w:type="dxa"/>
-            </w:tcMar>
             <w:tcMar>
               <w:top w:w="40" w:type="dxa"/>
               <w:bottom w:w="40" w:type="dxa"/>
@@ -600,12 +546,6 @@
               <w:left w:w="60" w:type="dxa"/>
               <w:right w:w="60" w:type="dxa"/>
             </w:tcMar>
-            <w:tcMar>
-              <w:top w:w="40" w:type="dxa"/>
-              <w:bottom w:w="40" w:type="dxa"/>
-              <w:left w:w="60" w:type="dxa"/>
-              <w:right w:w="60" w:type="dxa"/>
-            </w:tcMar>
           </w:tcPr>
           <w:p>
             <w:pPr>
@@ -624,12 +564,6 @@
         </w:tc>
         <w:tc>
           <w:tcPr>
-            <w:tcMar>
-              <w:top w:w="40" w:type="dxa"/>
-              <w:bottom w:w="40" w:type="dxa"/>
-              <w:left w:w="60" w:type="dxa"/>
-              <w:right w:w="60" w:type="dxa"/>
-            </w:tcMar>
             <w:tcMar>
               <w:top w:w="40" w:type="dxa"/>
               <w:bottom w:w="40" w:type="dxa"/>
@@ -655,12 +589,6 @@
         </w:tc>
         <w:tc>
           <w:tcPr>
-            <w:tcMar>
-              <w:top w:w="40" w:type="dxa"/>
-              <w:bottom w:w="40" w:type="dxa"/>
-              <w:left w:w="60" w:type="dxa"/>
-              <w:right w:w="60" w:type="dxa"/>
-            </w:tcMar>
             <w:tcMar>
               <w:top w:w="40" w:type="dxa"/>
               <w:bottom w:w="40" w:type="dxa"/>
@@ -1284,12 +1212,6 @@
               <w:right w:w="60" w:type="dxa"/>
             </w:tcMar>
             <w:shd w:fill="1A365D" w:val="clear"/>
-            <w:tcMar>
-              <w:top w:w="40" w:type="dxa"/>
-              <w:bottom w:w="40" w:type="dxa"/>
-              <w:left w:w="60" w:type="dxa"/>
-              <w:right w:w="60" w:type="dxa"/>
-            </w:tcMar>
           </w:tcPr>
           <w:p>
             <w:pPr>
@@ -1317,12 +1239,6 @@
               <w:right w:w="60" w:type="dxa"/>
             </w:tcMar>
             <w:shd w:fill="1A365D" w:val="clear"/>
-            <w:tcMar>
-              <w:top w:w="40" w:type="dxa"/>
-              <w:bottom w:w="40" w:type="dxa"/>
-              <w:left w:w="60" w:type="dxa"/>
-              <w:right w:w="60" w:type="dxa"/>
-            </w:tcMar>
           </w:tcPr>
           <w:p>
             <w:pPr>
@@ -1351,12 +1267,6 @@
               <w:left w:w="60" w:type="dxa"/>
               <w:right w:w="60" w:type="dxa"/>
             </w:tcMar>
-            <w:tcMar>
-              <w:top w:w="40" w:type="dxa"/>
-              <w:bottom w:w="40" w:type="dxa"/>
-              <w:left w:w="60" w:type="dxa"/>
-              <w:right w:w="60" w:type="dxa"/>
-            </w:tcMar>
           </w:tcPr>
           <w:p>
             <w:pPr>
@@ -1375,12 +1285,6 @@
         </w:tc>
         <w:tc>
           <w:tcPr>
-            <w:tcMar>
-              <w:top w:w="40" w:type="dxa"/>
-              <w:bottom w:w="40" w:type="dxa"/>
-              <w:left w:w="60" w:type="dxa"/>
-              <w:right w:w="60" w:type="dxa"/>
-            </w:tcMar>
             <w:tcMar>
               <w:top w:w="40" w:type="dxa"/>
               <w:bottom w:w="40" w:type="dxa"/>
@@ -1508,12 +1412,6 @@
               <w:left w:w="60" w:type="dxa"/>
               <w:right w:w="60" w:type="dxa"/>
             </w:tcMar>
-            <w:tcMar>
-              <w:top w:w="40" w:type="dxa"/>
-              <w:bottom w:w="40" w:type="dxa"/>
-              <w:left w:w="60" w:type="dxa"/>
-              <w:right w:w="60" w:type="dxa"/>
-            </w:tcMar>
           </w:tcPr>
           <w:p>
             <w:pPr>
@@ -1532,12 +1430,6 @@
         </w:tc>
         <w:tc>
           <w:tcPr>
-            <w:tcMar>
-              <w:top w:w="40" w:type="dxa"/>
-              <w:bottom w:w="40" w:type="dxa"/>
-              <w:left w:w="60" w:type="dxa"/>
-              <w:right w:w="60" w:type="dxa"/>
-            </w:tcMar>
             <w:tcMar>
               <w:top w:w="40" w:type="dxa"/>
               <w:bottom w:w="40" w:type="dxa"/>
@@ -1614,12 +1506,6 @@
               <w:left w:w="60" w:type="dxa"/>
               <w:right w:w="60" w:type="dxa"/>
             </w:tcMar>
-            <w:tcMar>
-              <w:top w:w="40" w:type="dxa"/>
-              <w:bottom w:w="40" w:type="dxa"/>
-              <w:left w:w="60" w:type="dxa"/>
-              <w:right w:w="60" w:type="dxa"/>
-            </w:tcMar>
           </w:tcPr>
           <w:p>
             <w:pPr>
@@ -1638,12 +1524,6 @@
         </w:tc>
         <w:tc>
           <w:tcPr>
-            <w:tcMar>
-              <w:top w:w="40" w:type="dxa"/>
-              <w:bottom w:w="40" w:type="dxa"/>
-              <w:left w:w="60" w:type="dxa"/>
-              <w:right w:w="60" w:type="dxa"/>
-            </w:tcMar>
             <w:tcMar>
               <w:top w:w="40" w:type="dxa"/>
               <w:bottom w:w="40" w:type="dxa"/>
@@ -1710,12 +1590,6 @@
               <w:right w:w="60" w:type="dxa"/>
             </w:tcMar>
             <w:shd w:fill="1A365D" w:val="clear"/>
-            <w:tcMar>
-              <w:top w:w="40" w:type="dxa"/>
-              <w:bottom w:w="40" w:type="dxa"/>
-              <w:left w:w="60" w:type="dxa"/>
-              <w:right w:w="60" w:type="dxa"/>
-            </w:tcMar>
           </w:tcPr>
           <w:p>
             <w:pPr>
@@ -1743,12 +1617,6 @@
               <w:right w:w="60" w:type="dxa"/>
             </w:tcMar>
             <w:shd w:fill="1A365D" w:val="clear"/>
-            <w:tcMar>
-              <w:top w:w="40" w:type="dxa"/>
-              <w:bottom w:w="40" w:type="dxa"/>
-              <w:left w:w="60" w:type="dxa"/>
-              <w:right w:w="60" w:type="dxa"/>
-            </w:tcMar>
           </w:tcPr>
           <w:p>
             <w:pPr>
@@ -1777,12 +1645,6 @@
               <w:left w:w="60" w:type="dxa"/>
               <w:right w:w="60" w:type="dxa"/>
             </w:tcMar>
-            <w:tcMar>
-              <w:top w:w="40" w:type="dxa"/>
-              <w:bottom w:w="40" w:type="dxa"/>
-              <w:left w:w="60" w:type="dxa"/>
-              <w:right w:w="60" w:type="dxa"/>
-            </w:tcMar>
           </w:tcPr>
           <w:p>
             <w:pPr>
@@ -1801,12 +1663,6 @@
         </w:tc>
         <w:tc>
           <w:tcPr>
-            <w:tcMar>
-              <w:top w:w="40" w:type="dxa"/>
-              <w:bottom w:w="40" w:type="dxa"/>
-              <w:left w:w="60" w:type="dxa"/>
-              <w:right w:w="60" w:type="dxa"/>
-            </w:tcMar>
             <w:tcMar>
               <w:top w:w="40" w:type="dxa"/>
               <w:bottom w:w="40" w:type="dxa"/>
@@ -1882,12 +1738,6 @@
               <w:left w:w="60" w:type="dxa"/>
               <w:right w:w="60" w:type="dxa"/>
             </w:tcMar>
-            <w:tcMar>
-              <w:top w:w="40" w:type="dxa"/>
-              <w:bottom w:w="40" w:type="dxa"/>
-              <w:left w:w="60" w:type="dxa"/>
-              <w:right w:w="60" w:type="dxa"/>
-            </w:tcMar>
           </w:tcPr>
           <w:p>
             <w:pPr>
@@ -1906,12 +1756,6 @@
         </w:tc>
         <w:tc>
           <w:tcPr>
-            <w:tcMar>
-              <w:top w:w="40" w:type="dxa"/>
-              <w:bottom w:w="40" w:type="dxa"/>
-              <w:left w:w="60" w:type="dxa"/>
-              <w:right w:w="60" w:type="dxa"/>
-            </w:tcMar>
             <w:tcMar>
               <w:top w:w="40" w:type="dxa"/>
               <w:bottom w:w="40" w:type="dxa"/>

--- a/docs/MODULES/Employee.docx
+++ b/docs/MODULES/Employee.docx
@@ -31,8 +31,6 @@
     <w:p>
       <w:pPr>
         <w:pStyle w:val="FirstParagraph"/>
-        <w:spacing w:after="160" w:line="276" w:lineRule="auto"/>
-        <w:jc w:val="left"/>
       </w:pPr>
       <w:r>
         <w:t xml:space="preserve">ADMIN management of staff users (employees): list, create, update,</w:t>
@@ -93,8 +91,6 @@
     <w:p>
       <w:pPr>
         <w:pStyle w:val="FirstParagraph"/>
-        <w:spacing w:after="160" w:line="276" w:lineRule="auto"/>
-        <w:jc w:val="left"/>
       </w:pPr>
       <w:r>
         <w:t xml:space="preserve">Provision bank staff who can log in and operate customer/account</w:t>
@@ -123,8 +119,6 @@
           <w:ilvl w:val="0"/>
           <w:numId w:val="1001"/>
         </w:numPr>
-        <w:spacing w:after="160" w:line="276" w:lineRule="auto"/>
-        <w:jc w:val="left"/>
       </w:pPr>
       <w:r>
         <w:t xml:space="preserve">Sidebar → Employees (</w:t>
@@ -146,8 +140,6 @@
           <w:ilvl w:val="0"/>
           <w:numId w:val="1001"/>
         </w:numPr>
-        <w:spacing w:after="160" w:line="276" w:lineRule="auto"/>
-        <w:jc w:val="left"/>
       </w:pPr>
       <w:r>
         <w:t xml:space="preserve">List / create / edit via dialogs</w:t>
@@ -160,8 +152,6 @@
           <w:ilvl w:val="0"/>
           <w:numId w:val="1001"/>
         </w:numPr>
-        <w:spacing w:after="160" w:line="276" w:lineRule="auto"/>
-        <w:jc w:val="left"/>
       </w:pPr>
       <w:r>
         <w:t xml:space="preserve">Assigned roles control API and route access</w:t>
@@ -237,8 +227,6 @@
     <w:p>
       <w:pPr>
         <w:pStyle w:val="FirstParagraph"/>
-        <w:spacing w:after="160" w:line="276" w:lineRule="auto"/>
-        <w:jc w:val="left"/>
       </w:pPr>
       <w:r>
         <w:rPr>
@@ -284,17 +272,9 @@
     <w:tbl>
       <w:tblPr>
         <w:tblStyle w:val="Table"/>
-        <w:tblW w:type="pct" w:w="5000"/>
-        <w:tblLayout w:type="autofit"/>
+        <w:tblW w:type="pct" w:w="4375"/>
+        <w:tblLayout w:type="fixed"/>
         <w:tblLook w:firstRow="1" w:lastRow="0" w:firstColumn="0" w:lastColumn="0" w:noHBand="0" w:noVBand="0" w:val="0020"/>
-        <w:tblBorders>
-          <w:top w:val="single" w:sz="4" w:space="0" w:color="CBD5E0"/>
-          <w:left w:val="single" w:sz="4" w:space="0" w:color="CBD5E0"/>
-          <w:bottom w:val="single" w:sz="4" w:space="0" w:color="CBD5E0"/>
-          <w:right w:val="single" w:sz="4" w:space="0" w:color="CBD5E0"/>
-          <w:insideH w:val="single" w:sz="4" w:space="0" w:color="CBD5E0"/>
-          <w:insideV w:val="single" w:sz="4" w:space="0" w:color="CBD5E0"/>
-        </w:tblBorders>
       </w:tblPr>
       <w:tblGrid>
         <w:gridCol w:w="2310"/>
@@ -306,82 +286,37 @@
           <w:tblHeader w:val="on"/>
         </w:trPr>
         <w:tc>
-          <w:tcPr>
-            <w:tcMar>
-              <w:top w:w="40" w:type="dxa"/>
-              <w:bottom w:w="40" w:type="dxa"/>
-              <w:left w:w="60" w:type="dxa"/>
-              <w:right w:w="60" w:type="dxa"/>
-            </w:tcMar>
-            <w:shd w:fill="1A365D" w:val="clear"/>
-          </w:tcPr>
+          <w:tcPr/>
           <w:p>
             <w:pPr>
               <w:pStyle w:val="Compact"/>
-              <w:spacing w:before="0" w:after="40" w:line="264" w:lineRule="auto"/>
               <w:jc w:val="left"/>
             </w:pPr>
             <w:r>
-              <w:rPr>
-                <w:rFonts w:ascii="Calibri" w:hAnsi="Calibri"/>
-                <w:b/>
-                <w:color w:val="FFFFFF"/>
-                <w:sz w:val="18"/>
-              </w:rPr>
               <w:t xml:space="preserve">Method</w:t>
             </w:r>
           </w:p>
         </w:tc>
         <w:tc>
-          <w:tcPr>
-            <w:tcMar>
-              <w:top w:w="40" w:type="dxa"/>
-              <w:bottom w:w="40" w:type="dxa"/>
-              <w:left w:w="60" w:type="dxa"/>
-              <w:right w:w="60" w:type="dxa"/>
-            </w:tcMar>
-            <w:shd w:fill="1A365D" w:val="clear"/>
-          </w:tcPr>
+          <w:tcPr/>
           <w:p>
             <w:pPr>
               <w:pStyle w:val="Compact"/>
-              <w:spacing w:before="0" w:after="40" w:line="264" w:lineRule="auto"/>
               <w:jc w:val="left"/>
             </w:pPr>
             <w:r>
-              <w:rPr>
-                <w:rFonts w:ascii="Calibri" w:hAnsi="Calibri"/>
-                <w:b/>
-                <w:color w:val="FFFFFF"/>
-                <w:sz w:val="18"/>
-              </w:rPr>
               <w:t xml:space="preserve">Path</w:t>
             </w:r>
           </w:p>
         </w:tc>
         <w:tc>
-          <w:tcPr>
-            <w:tcMar>
-              <w:top w:w="40" w:type="dxa"/>
-              <w:bottom w:w="40" w:type="dxa"/>
-              <w:left w:w="60" w:type="dxa"/>
-              <w:right w:w="60" w:type="dxa"/>
-            </w:tcMar>
-            <w:shd w:fill="1A365D" w:val="clear"/>
-          </w:tcPr>
+          <w:tcPr/>
           <w:p>
             <w:pPr>
               <w:pStyle w:val="Compact"/>
-              <w:spacing w:before="0" w:after="40" w:line="264" w:lineRule="auto"/>
               <w:jc w:val="left"/>
             </w:pPr>
             <w:r>
-              <w:rPr>
-                <w:rFonts w:ascii="Calibri" w:hAnsi="Calibri"/>
-                <w:b/>
-                <w:color w:val="FFFFFF"/>
-                <w:sz w:val="18"/>
-              </w:rPr>
               <w:t xml:space="preserve">Roles</w:t>
             </w:r>
           </w:p>
@@ -389,74 +324,40 @@
       </w:tr>
       <w:tr>
         <w:tc>
-          <w:tcPr>
-            <w:tcMar>
-              <w:top w:w="40" w:type="dxa"/>
-              <w:bottom w:w="40" w:type="dxa"/>
-              <w:left w:w="60" w:type="dxa"/>
-              <w:right w:w="60" w:type="dxa"/>
-            </w:tcMar>
-          </w:tcPr>
+          <w:tcPr/>
           <w:p>
             <w:pPr>
               <w:pStyle w:val="Compact"/>
-              <w:spacing w:before="0" w:after="40" w:line="264" w:lineRule="auto"/>
               <w:jc w:val="left"/>
             </w:pPr>
             <w:r>
-              <w:rPr>
-                <w:rFonts w:ascii="Calibri" w:hAnsi="Calibri"/>
-                <w:sz w:val="18"/>
-              </w:rPr>
               <w:t xml:space="preserve">GET</w:t>
             </w:r>
           </w:p>
         </w:tc>
         <w:tc>
-          <w:tcPr>
-            <w:tcMar>
-              <w:top w:w="40" w:type="dxa"/>
-              <w:bottom w:w="40" w:type="dxa"/>
-              <w:left w:w="60" w:type="dxa"/>
-              <w:right w:w="60" w:type="dxa"/>
-            </w:tcMar>
-          </w:tcPr>
+          <w:tcPr/>
           <w:p>
             <w:pPr>
               <w:pStyle w:val="Compact"/>
-              <w:spacing w:before="0" w:after="40" w:line="264" w:lineRule="auto"/>
               <w:jc w:val="left"/>
             </w:pPr>
             <w:r>
               <w:rPr>
                 <w:rStyle w:val="VerbatimChar"/>
-                <w:rFonts w:ascii="Calibri" w:hAnsi="Calibri"/>
-                <w:sz w:val="18"/>
               </w:rPr>
               <w:t xml:space="preserve">/users</w:t>
             </w:r>
           </w:p>
         </w:tc>
         <w:tc>
-          <w:tcPr>
-            <w:tcMar>
-              <w:top w:w="40" w:type="dxa"/>
-              <w:bottom w:w="40" w:type="dxa"/>
-              <w:left w:w="60" w:type="dxa"/>
-              <w:right w:w="60" w:type="dxa"/>
-            </w:tcMar>
-          </w:tcPr>
+          <w:tcPr/>
           <w:p>
             <w:pPr>
               <w:pStyle w:val="Compact"/>
-              <w:spacing w:before="0" w:after="40" w:line="264" w:lineRule="auto"/>
               <w:jc w:val="left"/>
             </w:pPr>
             <w:r>
-              <w:rPr>
-                <w:rFonts w:ascii="Calibri" w:hAnsi="Calibri"/>
-                <w:sz w:val="18"/>
-              </w:rPr>
               <w:t xml:space="preserve">ADMIN</w:t>
             </w:r>
           </w:p>
@@ -464,74 +365,40 @@
       </w:tr>
       <w:tr>
         <w:tc>
-          <w:tcPr>
-            <w:tcMar>
-              <w:top w:w="40" w:type="dxa"/>
-              <w:bottom w:w="40" w:type="dxa"/>
-              <w:left w:w="60" w:type="dxa"/>
-              <w:right w:w="60" w:type="dxa"/>
-            </w:tcMar>
-          </w:tcPr>
+          <w:tcPr/>
           <w:p>
             <w:pPr>
               <w:pStyle w:val="Compact"/>
-              <w:spacing w:before="0" w:after="40" w:line="264" w:lineRule="auto"/>
               <w:jc w:val="left"/>
             </w:pPr>
             <w:r>
-              <w:rPr>
-                <w:rFonts w:ascii="Calibri" w:hAnsi="Calibri"/>
-                <w:sz w:val="18"/>
-              </w:rPr>
               <w:t xml:space="preserve">POST</w:t>
             </w:r>
           </w:p>
         </w:tc>
         <w:tc>
-          <w:tcPr>
-            <w:tcMar>
-              <w:top w:w="40" w:type="dxa"/>
-              <w:bottom w:w="40" w:type="dxa"/>
-              <w:left w:w="60" w:type="dxa"/>
-              <w:right w:w="60" w:type="dxa"/>
-            </w:tcMar>
-          </w:tcPr>
+          <w:tcPr/>
           <w:p>
             <w:pPr>
               <w:pStyle w:val="Compact"/>
-              <w:spacing w:before="0" w:after="40" w:line="264" w:lineRule="auto"/>
               <w:jc w:val="left"/>
             </w:pPr>
             <w:r>
               <w:rPr>
                 <w:rStyle w:val="VerbatimChar"/>
-                <w:rFonts w:ascii="Calibri" w:hAnsi="Calibri"/>
-                <w:sz w:val="18"/>
               </w:rPr>
               <w:t xml:space="preserve">/users</w:t>
             </w:r>
           </w:p>
         </w:tc>
         <w:tc>
-          <w:tcPr>
-            <w:tcMar>
-              <w:top w:w="40" w:type="dxa"/>
-              <w:bottom w:w="40" w:type="dxa"/>
-              <w:left w:w="60" w:type="dxa"/>
-              <w:right w:w="60" w:type="dxa"/>
-            </w:tcMar>
-          </w:tcPr>
+          <w:tcPr/>
           <w:p>
             <w:pPr>
               <w:pStyle w:val="Compact"/>
-              <w:spacing w:before="0" w:after="40" w:line="264" w:lineRule="auto"/>
               <w:jc w:val="left"/>
             </w:pPr>
             <w:r>
-              <w:rPr>
-                <w:rFonts w:ascii="Calibri" w:hAnsi="Calibri"/>
-                <w:sz w:val="18"/>
-              </w:rPr>
               <w:t xml:space="preserve">ADMIN</w:t>
             </w:r>
           </w:p>
@@ -539,74 +406,40 @@
       </w:tr>
       <w:tr>
         <w:tc>
-          <w:tcPr>
-            <w:tcMar>
-              <w:top w:w="40" w:type="dxa"/>
-              <w:bottom w:w="40" w:type="dxa"/>
-              <w:left w:w="60" w:type="dxa"/>
-              <w:right w:w="60" w:type="dxa"/>
-            </w:tcMar>
-          </w:tcPr>
+          <w:tcPr/>
           <w:p>
             <w:pPr>
               <w:pStyle w:val="Compact"/>
-              <w:spacing w:before="0" w:after="40" w:line="264" w:lineRule="auto"/>
               <w:jc w:val="left"/>
             </w:pPr>
             <w:r>
-              <w:rPr>
-                <w:rFonts w:ascii="Calibri" w:hAnsi="Calibri"/>
-                <w:sz w:val="18"/>
-              </w:rPr>
               <w:t xml:space="preserve">PUT</w:t>
             </w:r>
           </w:p>
         </w:tc>
         <w:tc>
-          <w:tcPr>
-            <w:tcMar>
-              <w:top w:w="40" w:type="dxa"/>
-              <w:bottom w:w="40" w:type="dxa"/>
-              <w:left w:w="60" w:type="dxa"/>
-              <w:right w:w="60" w:type="dxa"/>
-            </w:tcMar>
-          </w:tcPr>
+          <w:tcPr/>
           <w:p>
             <w:pPr>
               <w:pStyle w:val="Compact"/>
-              <w:spacing w:before="0" w:after="40" w:line="264" w:lineRule="auto"/>
               <w:jc w:val="left"/>
             </w:pPr>
             <w:r>
               <w:rPr>
                 <w:rStyle w:val="VerbatimChar"/>
-                <w:rFonts w:ascii="Calibri" w:hAnsi="Calibri"/>
-                <w:sz w:val="18"/>
               </w:rPr>
               <w:t xml:space="preserve">/users/{id}</w:t>
             </w:r>
           </w:p>
         </w:tc>
         <w:tc>
-          <w:tcPr>
-            <w:tcMar>
-              <w:top w:w="40" w:type="dxa"/>
-              <w:bottom w:w="40" w:type="dxa"/>
-              <w:left w:w="60" w:type="dxa"/>
-              <w:right w:w="60" w:type="dxa"/>
-            </w:tcMar>
-          </w:tcPr>
+          <w:tcPr/>
           <w:p>
             <w:pPr>
               <w:pStyle w:val="Compact"/>
-              <w:spacing w:before="0" w:after="40" w:line="264" w:lineRule="auto"/>
               <w:jc w:val="left"/>
             </w:pPr>
             <w:r>
-              <w:rPr>
-                <w:rFonts w:ascii="Calibri" w:hAnsi="Calibri"/>
-                <w:sz w:val="18"/>
-              </w:rPr>
               <w:t xml:space="preserve">ADMIN</w:t>
             </w:r>
           </w:p>
@@ -626,8 +459,6 @@
     <w:p>
       <w:pPr>
         <w:pStyle w:val="FirstParagraph"/>
-        <w:spacing w:after="160" w:line="276" w:lineRule="auto"/>
-        <w:jc w:val="left"/>
       </w:pPr>
       <w:r>
         <w:rPr>
@@ -649,8 +480,6 @@
     <w:p>
       <w:pPr>
         <w:pStyle w:val="FirstParagraph"/>
-        <w:spacing w:after="160" w:line="276" w:lineRule="auto"/>
-        <w:jc w:val="left"/>
       </w:pPr>
       <w:r>
         <w:rPr>
@@ -693,8 +522,6 @@
     <w:p>
       <w:pPr>
         <w:pStyle w:val="FirstParagraph"/>
-        <w:spacing w:after="160" w:line="276" w:lineRule="auto"/>
-        <w:jc w:val="left"/>
       </w:pPr>
       <w:r>
         <w:rPr>
@@ -740,8 +567,6 @@
     <w:p>
       <w:pPr>
         <w:pStyle w:val="FirstParagraph"/>
-        <w:spacing w:after="160" w:line="276" w:lineRule="auto"/>
-        <w:jc w:val="left"/>
       </w:pPr>
       <w:r>
         <w:t xml:space="preserve">Request/response DTOs under</w:t>
@@ -781,8 +606,6 @@
     <w:p>
       <w:pPr>
         <w:pStyle w:val="FirstParagraph"/>
-        <w:spacing w:after="160" w:line="276" w:lineRule="auto"/>
-        <w:jc w:val="left"/>
       </w:pPr>
       <w:r>
         <w:rPr>
@@ -828,8 +651,6 @@
     <w:p>
       <w:pPr>
         <w:pStyle w:val="FirstParagraph"/>
-        <w:spacing w:after="160" w:line="276" w:lineRule="auto"/>
-        <w:jc w:val="left"/>
       </w:pPr>
       <w:r>
         <w:rPr>
@@ -857,8 +678,6 @@
     <w:p>
       <w:pPr>
         <w:pStyle w:val="FirstParagraph"/>
-        <w:spacing w:after="160" w:line="276" w:lineRule="auto"/>
-        <w:jc w:val="left"/>
       </w:pPr>
       <w:r>
         <w:rPr>
@@ -925,8 +744,6 @@
     <w:p>
       <w:pPr>
         <w:pStyle w:val="FirstParagraph"/>
-        <w:spacing w:after="160" w:line="276" w:lineRule="auto"/>
-        <w:jc w:val="left"/>
       </w:pPr>
       <w:r>
         <w:t xml:space="preserve">Password encoding BCrypt on create/update; field validation per DTOs</w:t>
@@ -945,8 +762,6 @@
     <w:p>
       <w:pPr>
         <w:pStyle w:val="FirstParagraph"/>
-        <w:spacing w:after="160" w:line="276" w:lineRule="auto"/>
-        <w:jc w:val="left"/>
       </w:pPr>
       <w:r>
         <w:t xml:space="preserve">ADMIN only for all</w:t>
@@ -980,8 +795,6 @@
     <w:p>
       <w:pPr>
         <w:pStyle w:val="FirstParagraph"/>
-        <w:spacing w:after="160" w:line="276" w:lineRule="auto"/>
-        <w:jc w:val="left"/>
       </w:pPr>
       <w:r>
         <w:t xml:space="preserve">Duplicate username / missing role → business exceptions</w:t>
@@ -1000,8 +813,6 @@
     <w:p>
       <w:pPr>
         <w:pStyle w:val="FirstParagraph"/>
-        <w:spacing w:after="160" w:line="276" w:lineRule="auto"/>
-        <w:jc w:val="left"/>
       </w:pPr>
       <w:r>
         <w:t xml:space="preserve">Security TRACE may log auth for employees in dev</w:t>
@@ -1020,8 +831,6 @@
     <w:p>
       <w:pPr>
         <w:pStyle w:val="FirstParagraph"/>
-        <w:spacing w:after="160" w:line="276" w:lineRule="auto"/>
-        <w:jc w:val="left"/>
       </w:pPr>
       <w:r>
         <w:rPr>
@@ -1053,8 +862,6 @@
           <w:ilvl w:val="0"/>
           <w:numId w:val="1002"/>
         </w:numPr>
-        <w:spacing w:after="160" w:line="276" w:lineRule="auto"/>
-        <w:jc w:val="left"/>
       </w:pPr>
       <w:r>
         <w:t xml:space="preserve">Non-ADMIN gets 403 on</w:t>
@@ -1076,8 +883,6 @@
           <w:ilvl w:val="0"/>
           <w:numId w:val="1002"/>
         </w:numPr>
-        <w:spacing w:after="160" w:line="276" w:lineRule="auto"/>
-        <w:jc w:val="left"/>
       </w:pPr>
       <w:r>
         <w:t xml:space="preserve">Create employee → login works</w:t>
@@ -1090,8 +895,6 @@
           <w:ilvl w:val="0"/>
           <w:numId w:val="1002"/>
         </w:numPr>
-        <w:spacing w:after="160" w:line="276" w:lineRule="auto"/>
-        <w:jc w:val="left"/>
       </w:pPr>
       <w:r>
         <w:t xml:space="preserve">Disable user → login blocked</w:t>
@@ -1114,8 +917,6 @@
           <w:ilvl w:val="0"/>
           <w:numId w:val="1003"/>
         </w:numPr>
-        <w:spacing w:after="160" w:line="276" w:lineRule="auto"/>
-        <w:jc w:val="left"/>
       </w:pPr>
       <w:r>
         <w:t xml:space="preserve">Self-service profile already under auth; keep employee admin separate</w:t>
@@ -1128,8 +929,6 @@
           <w:ilvl w:val="0"/>
           <w:numId w:val="1003"/>
         </w:numPr>
-        <w:spacing w:after="160" w:line="276" w:lineRule="auto"/>
-        <w:jc w:val="left"/>
       </w:pPr>
       <w:r>
         <w:t xml:space="preserve">Activate TELLER/AUDITOR in SecurityConfig when features land</w:t>
@@ -1142,18 +941,12 @@
           <w:ilvl w:val="0"/>
           <w:numId w:val="1003"/>
         </w:numPr>
-        <w:spacing w:after="160" w:line="276" w:lineRule="auto"/>
-        <w:jc w:val="left"/>
       </w:pPr>
       <w:r>
         <w:t xml:space="preserve">Branch assignment when Branch module exists</w:t>
       </w:r>
     </w:p>
     <w:p>
-      <w:pPr>
-        <w:spacing w:after="160" w:line="276" w:lineRule="auto"/>
-        <w:jc w:val="left"/>
-      </w:pPr>
       <w:r>
         <w:pict>
           <v:rect style="width:0;height:1.5pt" o:hralign="center" o:hrstd="t" o:hr="t"/>
@@ -1183,17 +976,9 @@
     <w:tbl>
       <w:tblPr>
         <w:tblStyle w:val="Table"/>
-        <w:tblW w:type="pct" w:w="5000"/>
-        <w:tblLayout w:type="autofit"/>
+        <w:tblW w:type="pct" w:w="4236"/>
+        <w:tblLayout w:type="fixed"/>
         <w:tblLook w:firstRow="1" w:lastRow="0" w:firstColumn="0" w:lastColumn="0" w:noHBand="0" w:noVBand="0" w:val="0020"/>
-        <w:tblBorders>
-          <w:top w:val="single" w:sz="4" w:space="0" w:color="CBD5E0"/>
-          <w:left w:val="single" w:sz="4" w:space="0" w:color="CBD5E0"/>
-          <w:bottom w:val="single" w:sz="4" w:space="0" w:color="CBD5E0"/>
-          <w:right w:val="single" w:sz="4" w:space="0" w:color="CBD5E0"/>
-          <w:insideH w:val="single" w:sz="4" w:space="0" w:color="CBD5E0"/>
-          <w:insideV w:val="single" w:sz="4" w:space="0" w:color="CBD5E0"/>
-        </w:tblBorders>
       </w:tblPr>
       <w:tblGrid>
         <w:gridCol w:w="2860"/>
@@ -1204,55 +989,25 @@
           <w:tblHeader w:val="on"/>
         </w:trPr>
         <w:tc>
-          <w:tcPr>
-            <w:tcMar>
-              <w:top w:w="40" w:type="dxa"/>
-              <w:bottom w:w="40" w:type="dxa"/>
-              <w:left w:w="60" w:type="dxa"/>
-              <w:right w:w="60" w:type="dxa"/>
-            </w:tcMar>
-            <w:shd w:fill="1A365D" w:val="clear"/>
-          </w:tcPr>
+          <w:tcPr/>
           <w:p>
             <w:pPr>
               <w:pStyle w:val="Compact"/>
-              <w:spacing w:before="0" w:after="40" w:line="264" w:lineRule="auto"/>
               <w:jc w:val="left"/>
             </w:pPr>
             <w:r>
-              <w:rPr>
-                <w:rFonts w:ascii="Calibri" w:hAnsi="Calibri"/>
-                <w:b/>
-                <w:color w:val="FFFFFF"/>
-                <w:sz w:val="18"/>
-              </w:rPr>
               <w:t xml:space="preserve">Item</w:t>
             </w:r>
           </w:p>
         </w:tc>
         <w:tc>
-          <w:tcPr>
-            <w:tcMar>
-              <w:top w:w="40" w:type="dxa"/>
-              <w:bottom w:w="40" w:type="dxa"/>
-              <w:left w:w="60" w:type="dxa"/>
-              <w:right w:w="60" w:type="dxa"/>
-            </w:tcMar>
-            <w:shd w:fill="1A365D" w:val="clear"/>
-          </w:tcPr>
+          <w:tcPr/>
           <w:p>
             <w:pPr>
               <w:pStyle w:val="Compact"/>
-              <w:spacing w:before="0" w:after="40" w:line="264" w:lineRule="auto"/>
               <w:jc w:val="left"/>
             </w:pPr>
             <w:r>
-              <w:rPr>
-                <w:rFonts w:ascii="Calibri" w:hAnsi="Calibri"/>
-                <w:b/>
-                <w:color w:val="FFFFFF"/>
-                <w:sz w:val="18"/>
-              </w:rPr>
               <w:t xml:space="preserve">Detail</w:t>
             </w:r>
           </w:p>
@@ -1260,144 +1015,76 @@
       </w:tr>
       <w:tr>
         <w:tc>
-          <w:tcPr>
-            <w:tcMar>
-              <w:top w:w="40" w:type="dxa"/>
-              <w:bottom w:w="40" w:type="dxa"/>
-              <w:left w:w="60" w:type="dxa"/>
-              <w:right w:w="60" w:type="dxa"/>
-            </w:tcMar>
-          </w:tcPr>
+          <w:tcPr/>
           <w:p>
             <w:pPr>
               <w:pStyle w:val="Compact"/>
-              <w:spacing w:before="0" w:after="40" w:line="264" w:lineRule="auto"/>
               <w:jc w:val="left"/>
             </w:pPr>
             <w:r>
-              <w:rPr>
-                <w:rFonts w:ascii="Calibri" w:hAnsi="Calibri"/>
-                <w:sz w:val="18"/>
-              </w:rPr>
               <w:t xml:space="preserve">Files</w:t>
             </w:r>
           </w:p>
         </w:tc>
         <w:tc>
-          <w:tcPr>
-            <w:tcMar>
-              <w:top w:w="40" w:type="dxa"/>
-              <w:bottom w:w="40" w:type="dxa"/>
-              <w:left w:w="60" w:type="dxa"/>
-              <w:right w:w="60" w:type="dxa"/>
-            </w:tcMar>
-          </w:tcPr>
+          <w:tcPr/>
           <w:p>
             <w:pPr>
               <w:pStyle w:val="Compact"/>
-              <w:spacing w:before="0" w:after="40" w:line="264" w:lineRule="auto"/>
               <w:jc w:val="left"/>
             </w:pPr>
             <w:r>
               <w:rPr>
                 <w:rStyle w:val="VerbatimChar"/>
-                <w:rFonts w:ascii="Calibri" w:hAnsi="Calibri"/>
-                <w:sz w:val="18"/>
               </w:rPr>
               <w:t xml:space="preserve">SecurityConfig.java</w:t>
             </w:r>
             <w:r>
-              <w:rPr>
-                <w:rFonts w:ascii="Calibri" w:hAnsi="Calibri"/>
-                <w:sz w:val="18"/>
-              </w:rPr>
               <w:t xml:space="preserve">,</w:t>
             </w:r>
             <w:r>
-              <w:rPr>
-                <w:rFonts w:ascii="Calibri" w:hAnsi="Calibri"/>
-                <w:sz w:val="18"/>
-              </w:rPr>
               <w:t xml:space="preserve"> </w:t>
             </w:r>
             <w:r>
               <w:rPr>
                 <w:rStyle w:val="VerbatimChar"/>
-                <w:rFonts w:ascii="Calibri" w:hAnsi="Calibri"/>
-                <w:sz w:val="18"/>
               </w:rPr>
               <w:t xml:space="preserve">UserController</w:t>
             </w:r>
             <w:r>
-              <w:rPr>
-                <w:rFonts w:ascii="Calibri" w:hAnsi="Calibri"/>
-                <w:sz w:val="18"/>
-              </w:rPr>
               <w:t xml:space="preserve"> </w:t>
             </w:r>
             <w:r>
-              <w:rPr>
-                <w:rFonts w:ascii="Calibri" w:hAnsi="Calibri"/>
-                <w:sz w:val="18"/>
-              </w:rPr>
               <w:t xml:space="preserve">(optional</w:t>
             </w:r>
             <w:r>
-              <w:rPr>
-                <w:rFonts w:ascii="Calibri" w:hAnsi="Calibri"/>
-                <w:sz w:val="18"/>
-              </w:rPr>
               <w:t xml:space="preserve"> </w:t>
             </w:r>
             <w:r>
               <w:rPr>
                 <w:rStyle w:val="VerbatimChar"/>
-                <w:rFonts w:ascii="Calibri" w:hAnsi="Calibri"/>
-                <w:sz w:val="18"/>
               </w:rPr>
               <w:t xml:space="preserve">@PreAuthorize</w:t>
             </w:r>
             <w:r>
-              <w:rPr>
-                <w:rFonts w:ascii="Calibri" w:hAnsi="Calibri"/>
-                <w:sz w:val="18"/>
-              </w:rPr>
               <w:t xml:space="preserve">),</w:t>
             </w:r>
             <w:r>
-              <w:rPr>
-                <w:rFonts w:ascii="Calibri" w:hAnsi="Calibri"/>
-                <w:sz w:val="18"/>
-              </w:rPr>
               <w:t xml:space="preserve"> </w:t>
             </w:r>
             <w:r>
               <w:rPr>
                 <w:rStyle w:val="VerbatimChar"/>
-                <w:rFonts w:ascii="Calibri" w:hAnsi="Calibri"/>
-                <w:sz w:val="18"/>
               </w:rPr>
               <w:t xml:space="preserve">app.routes.ts</w:t>
             </w:r>
             <w:r>
-              <w:rPr>
-                <w:rFonts w:ascii="Calibri" w:hAnsi="Calibri"/>
-                <w:sz w:val="18"/>
-              </w:rPr>
               <w:t xml:space="preserve">,</w:t>
             </w:r>
             <w:r>
-              <w:rPr>
-                <w:rFonts w:ascii="Calibri" w:hAnsi="Calibri"/>
-                <w:sz w:val="18"/>
-              </w:rPr>
               <w:t xml:space="preserve"> </w:t>
             </w:r>
             <w:r>
-              <w:rPr>
-                <w:rFonts w:ascii="Calibri" w:hAnsi="Calibri"/>
-                <w:sz w:val="18"/>
-              </w:rPr>
               <w:t xml:space="preserve">sidebar</w:t>
             </w:r>
           </w:p>
@@ -1405,92 +1092,48 @@
       </w:tr>
       <w:tr>
         <w:tc>
-          <w:tcPr>
-            <w:tcMar>
-              <w:top w:w="40" w:type="dxa"/>
-              <w:bottom w:w="40" w:type="dxa"/>
-              <w:left w:w="60" w:type="dxa"/>
-              <w:right w:w="60" w:type="dxa"/>
-            </w:tcMar>
-          </w:tcPr>
+          <w:tcPr/>
           <w:p>
             <w:pPr>
               <w:pStyle w:val="Compact"/>
-              <w:spacing w:before="0" w:after="40" w:line="264" w:lineRule="auto"/>
               <w:jc w:val="left"/>
             </w:pPr>
             <w:r>
-              <w:rPr>
-                <w:rFonts w:ascii="Calibri" w:hAnsi="Calibri"/>
-                <w:sz w:val="18"/>
-              </w:rPr>
               <w:t xml:space="preserve">Methods</w:t>
             </w:r>
           </w:p>
         </w:tc>
         <w:tc>
-          <w:tcPr>
-            <w:tcMar>
-              <w:top w:w="40" w:type="dxa"/>
-              <w:bottom w:w="40" w:type="dxa"/>
-              <w:left w:w="60" w:type="dxa"/>
-              <w:right w:w="60" w:type="dxa"/>
-            </w:tcMar>
-          </w:tcPr>
+          <w:tcPr/>
           <w:p>
             <w:pPr>
               <w:pStyle w:val="Compact"/>
-              <w:spacing w:before="0" w:after="40" w:line="264" w:lineRule="auto"/>
               <w:jc w:val="left"/>
             </w:pPr>
             <w:r>
               <w:rPr>
                 <w:rStyle w:val="VerbatimChar"/>
-                <w:rFonts w:ascii="Calibri" w:hAnsi="Calibri"/>
-                <w:sz w:val="18"/>
               </w:rPr>
               <w:t xml:space="preserve">securityFilterChain</w:t>
             </w:r>
             <w:r>
-              <w:rPr>
-                <w:rFonts w:ascii="Calibri" w:hAnsi="Calibri"/>
-                <w:sz w:val="18"/>
-              </w:rPr>
               <w:t xml:space="preserve"> </w:t>
             </w:r>
             <w:r>
-              <w:rPr>
-                <w:rFonts w:ascii="Calibri" w:hAnsi="Calibri"/>
-                <w:sz w:val="18"/>
-              </w:rPr>
               <w:t xml:space="preserve">matchers for</w:t>
             </w:r>
             <w:r>
-              <w:rPr>
-                <w:rFonts w:ascii="Calibri" w:hAnsi="Calibri"/>
-                <w:sz w:val="18"/>
-              </w:rPr>
               <w:t xml:space="preserve"> </w:t>
             </w:r>
             <w:r>
-              <w:rPr>
-                <w:rFonts w:ascii="Calibri" w:hAnsi="Calibri"/>
-                <w:sz w:val="18"/>
-              </w:rPr>
               <w:t xml:space="preserve">GET</w:t>
             </w:r>
             <w:r>
-              <w:rPr>
-                <w:rFonts w:ascii="Calibri" w:hAnsi="Calibri"/>
-                <w:sz w:val="18"/>
-              </w:rPr>
               <w:t xml:space="preserve"> </w:t>
             </w:r>
             <w:r>
               <w:rPr>
                 <w:rStyle w:val="VerbatimChar"/>
-                <w:rFonts w:ascii="Calibri" w:hAnsi="Calibri"/>
-                <w:sz w:val="18"/>
               </w:rPr>
               <w:t xml:space="preserve">/users/**</w:t>
             </w:r>
@@ -1499,49 +1142,25 @@
       </w:tr>
       <w:tr>
         <w:tc>
-          <w:tcPr>
-            <w:tcMar>
-              <w:top w:w="40" w:type="dxa"/>
-              <w:bottom w:w="40" w:type="dxa"/>
-              <w:left w:w="60" w:type="dxa"/>
-              <w:right w:w="60" w:type="dxa"/>
-            </w:tcMar>
-          </w:tcPr>
+          <w:tcPr/>
           <w:p>
             <w:pPr>
               <w:pStyle w:val="Compact"/>
-              <w:spacing w:before="0" w:after="40" w:line="264" w:lineRule="auto"/>
               <w:jc w:val="left"/>
             </w:pPr>
             <w:r>
-              <w:rPr>
-                <w:rFonts w:ascii="Calibri" w:hAnsi="Calibri"/>
-                <w:sz w:val="18"/>
-              </w:rPr>
               <w:t xml:space="preserve">Impact</w:t>
             </w:r>
           </w:p>
         </w:tc>
         <w:tc>
-          <w:tcPr>
-            <w:tcMar>
-              <w:top w:w="40" w:type="dxa"/>
-              <w:bottom w:w="40" w:type="dxa"/>
-              <w:left w:w="60" w:type="dxa"/>
-              <w:right w:w="60" w:type="dxa"/>
-            </w:tcMar>
-          </w:tcPr>
+          <w:tcPr/>
           <w:p>
             <w:pPr>
               <w:pStyle w:val="Compact"/>
-              <w:spacing w:before="0" w:after="40" w:line="264" w:lineRule="auto"/>
               <w:jc w:val="left"/>
             </w:pPr>
             <w:r>
-              <w:rPr>
-                <w:rFonts w:ascii="Calibri" w:hAnsi="Calibri"/>
-                <w:sz w:val="18"/>
-              </w:rPr>
               <w:t xml:space="preserve">Data exposure review</w:t>
             </w:r>
           </w:p>
@@ -1561,17 +1180,9 @@
     <w:tbl>
       <w:tblPr>
         <w:tblStyle w:val="Table"/>
-        <w:tblW w:type="pct" w:w="5000"/>
-        <w:tblLayout w:type="autofit"/>
+        <w:tblW w:type="pct" w:w="4236"/>
+        <w:tblLayout w:type="fixed"/>
         <w:tblLook w:firstRow="1" w:lastRow="0" w:firstColumn="0" w:lastColumn="0" w:noHBand="0" w:noVBand="0" w:val="0020"/>
-        <w:tblBorders>
-          <w:top w:val="single" w:sz="4" w:space="0" w:color="CBD5E0"/>
-          <w:left w:val="single" w:sz="4" w:space="0" w:color="CBD5E0"/>
-          <w:bottom w:val="single" w:sz="4" w:space="0" w:color="CBD5E0"/>
-          <w:right w:val="single" w:sz="4" w:space="0" w:color="CBD5E0"/>
-          <w:insideH w:val="single" w:sz="4" w:space="0" w:color="CBD5E0"/>
-          <w:insideV w:val="single" w:sz="4" w:space="0" w:color="CBD5E0"/>
-        </w:tblBorders>
       </w:tblPr>
       <w:tblGrid>
         <w:gridCol w:w="2860"/>
@@ -1582,55 +1193,25 @@
           <w:tblHeader w:val="on"/>
         </w:trPr>
         <w:tc>
-          <w:tcPr>
-            <w:tcMar>
-              <w:top w:w="40" w:type="dxa"/>
-              <w:bottom w:w="40" w:type="dxa"/>
-              <w:left w:w="60" w:type="dxa"/>
-              <w:right w:w="60" w:type="dxa"/>
-            </w:tcMar>
-            <w:shd w:fill="1A365D" w:val="clear"/>
-          </w:tcPr>
+          <w:tcPr/>
           <w:p>
             <w:pPr>
               <w:pStyle w:val="Compact"/>
-              <w:spacing w:before="0" w:after="40" w:line="264" w:lineRule="auto"/>
               <w:jc w:val="left"/>
             </w:pPr>
             <w:r>
-              <w:rPr>
-                <w:rFonts w:ascii="Calibri" w:hAnsi="Calibri"/>
-                <w:b/>
-                <w:color w:val="FFFFFF"/>
-                <w:sz w:val="18"/>
-              </w:rPr>
               <w:t xml:space="preserve">Item</w:t>
             </w:r>
           </w:p>
         </w:tc>
         <w:tc>
-          <w:tcPr>
-            <w:tcMar>
-              <w:top w:w="40" w:type="dxa"/>
-              <w:bottom w:w="40" w:type="dxa"/>
-              <w:left w:w="60" w:type="dxa"/>
-              <w:right w:w="60" w:type="dxa"/>
-            </w:tcMar>
-            <w:shd w:fill="1A365D" w:val="clear"/>
-          </w:tcPr>
+          <w:tcPr/>
           <w:p>
             <w:pPr>
               <w:pStyle w:val="Compact"/>
-              <w:spacing w:before="0" w:after="40" w:line="264" w:lineRule="auto"/>
               <w:jc w:val="left"/>
             </w:pPr>
             <w:r>
-              <w:rPr>
-                <w:rFonts w:ascii="Calibri" w:hAnsi="Calibri"/>
-                <w:b/>
-                <w:color w:val="FFFFFF"/>
-                <w:sz w:val="18"/>
-              </w:rPr>
               <w:t xml:space="preserve">Detail</w:t>
             </w:r>
           </w:p>
@@ -1638,92 +1219,46 @@
       </w:tr>
       <w:tr>
         <w:tc>
-          <w:tcPr>
-            <w:tcMar>
-              <w:top w:w="40" w:type="dxa"/>
-              <w:bottom w:w="40" w:type="dxa"/>
-              <w:left w:w="60" w:type="dxa"/>
-              <w:right w:w="60" w:type="dxa"/>
-            </w:tcMar>
-          </w:tcPr>
+          <w:tcPr/>
           <w:p>
             <w:pPr>
               <w:pStyle w:val="Compact"/>
-              <w:spacing w:before="0" w:after="40" w:line="264" w:lineRule="auto"/>
               <w:jc w:val="left"/>
             </w:pPr>
             <w:r>
-              <w:rPr>
-                <w:rFonts w:ascii="Calibri" w:hAnsi="Calibri"/>
-                <w:sz w:val="18"/>
-              </w:rPr>
               <w:t xml:space="preserve">Files</w:t>
             </w:r>
           </w:p>
         </w:tc>
         <w:tc>
-          <w:tcPr>
-            <w:tcMar>
-              <w:top w:w="40" w:type="dxa"/>
-              <w:bottom w:w="40" w:type="dxa"/>
-              <w:left w:w="60" w:type="dxa"/>
-              <w:right w:w="60" w:type="dxa"/>
-            </w:tcMar>
-          </w:tcPr>
+          <w:tcPr/>
           <w:p>
             <w:pPr>
               <w:pStyle w:val="Compact"/>
-              <w:spacing w:before="0" w:after="40" w:line="264" w:lineRule="auto"/>
               <w:jc w:val="left"/>
             </w:pPr>
             <w:r>
-              <w:rPr>
-                <w:rFonts w:ascii="Calibri" w:hAnsi="Calibri"/>
-                <w:sz w:val="18"/>
-              </w:rPr>
               <w:t xml:space="preserve">User entity/DTO,</w:t>
             </w:r>
             <w:r>
-              <w:rPr>
-                <w:rFonts w:ascii="Calibri" w:hAnsi="Calibri"/>
-                <w:sz w:val="18"/>
-              </w:rPr>
               <w:t xml:space="preserve"> </w:t>
             </w:r>
             <w:r>
               <w:rPr>
                 <w:rStyle w:val="VerbatimChar"/>
-                <w:rFonts w:ascii="Calibri" w:hAnsi="Calibri"/>
-                <w:sz w:val="18"/>
               </w:rPr>
               <w:t xml:space="preserve">UserService</w:t>
             </w:r>
             <w:r>
-              <w:rPr>
-                <w:rFonts w:ascii="Calibri" w:hAnsi="Calibri"/>
-                <w:sz w:val="18"/>
-              </w:rPr>
               <w:t xml:space="preserve"> </w:t>
             </w:r>
             <w:r>
-              <w:rPr>
-                <w:rFonts w:ascii="Calibri" w:hAnsi="Calibri"/>
-                <w:sz w:val="18"/>
-              </w:rPr>
               <w:t xml:space="preserve">create/update, Angular employee</w:t>
             </w:r>
             <w:r>
-              <w:rPr>
-                <w:rFonts w:ascii="Calibri" w:hAnsi="Calibri"/>
-                <w:sz w:val="18"/>
-              </w:rPr>
               <w:t xml:space="preserve"> </w:t>
             </w:r>
             <w:r>
-              <w:rPr>
-                <w:rFonts w:ascii="Calibri" w:hAnsi="Calibri"/>
-                <w:sz w:val="18"/>
-              </w:rPr>
               <w:t xml:space="preserve">dialog</w:t>
             </w:r>
           </w:p>
@@ -1731,63 +1266,31 @@
       </w:tr>
       <w:tr>
         <w:tc>
-          <w:tcPr>
-            <w:tcMar>
-              <w:top w:w="40" w:type="dxa"/>
-              <w:bottom w:w="40" w:type="dxa"/>
-              <w:left w:w="60" w:type="dxa"/>
-              <w:right w:w="60" w:type="dxa"/>
-            </w:tcMar>
-          </w:tcPr>
+          <w:tcPr/>
           <w:p>
             <w:pPr>
               <w:pStyle w:val="Compact"/>
-              <w:spacing w:before="0" w:after="40" w:line="264" w:lineRule="auto"/>
               <w:jc w:val="left"/>
             </w:pPr>
             <w:r>
-              <w:rPr>
-                <w:rFonts w:ascii="Calibri" w:hAnsi="Calibri"/>
-                <w:sz w:val="18"/>
-              </w:rPr>
               <w:t xml:space="preserve">Impact</w:t>
             </w:r>
           </w:p>
         </w:tc>
         <w:tc>
-          <w:tcPr>
-            <w:tcMar>
-              <w:top w:w="40" w:type="dxa"/>
-              <w:bottom w:w="40" w:type="dxa"/>
-              <w:left w:w="60" w:type="dxa"/>
-              <w:right w:w="60" w:type="dxa"/>
-            </w:tcMar>
-          </w:tcPr>
+          <w:tcPr/>
           <w:p>
             <w:pPr>
               <w:pStyle w:val="Compact"/>
-              <w:spacing w:before="0" w:after="40" w:line="264" w:lineRule="auto"/>
               <w:jc w:val="left"/>
             </w:pPr>
             <w:r>
-              <w:rPr>
-                <w:rFonts w:ascii="Calibri" w:hAnsi="Calibri"/>
-                <w:sz w:val="18"/>
-              </w:rPr>
               <w:t xml:space="preserve">Login still uses username; display</w:t>
             </w:r>
             <w:r>
-              <w:rPr>
-                <w:rFonts w:ascii="Calibri" w:hAnsi="Calibri"/>
-                <w:sz w:val="18"/>
-              </w:rPr>
               <w:t xml:space="preserve"> </w:t>
             </w:r>
             <w:r>
-              <w:rPr>
-                <w:rFonts w:ascii="Calibri" w:hAnsi="Calibri"/>
-                <w:sz w:val="18"/>
-              </w:rPr>
               <w:t xml:space="preserve">uses employeeCode</w:t>
             </w:r>
           </w:p>

--- a/docs/MODULES/Employee.docx
+++ b/docs/MODULES/Employee.docx
@@ -31,6 +31,8 @@
     <w:p>
       <w:pPr>
         <w:pStyle w:val="FirstParagraph"/>
+        <w:spacing w:after="160" w:line="276" w:lineRule="auto"/>
+        <w:jc w:val="left"/>
       </w:pPr>
       <w:r>
         <w:t xml:space="preserve">ADMIN management of staff users (employees): list, create, update,</w:t>
@@ -91,6 +93,8 @@
     <w:p>
       <w:pPr>
         <w:pStyle w:val="FirstParagraph"/>
+        <w:spacing w:after="160" w:line="276" w:lineRule="auto"/>
+        <w:jc w:val="left"/>
       </w:pPr>
       <w:r>
         <w:t xml:space="preserve">Provision bank staff who can log in and operate customer/account</w:t>
@@ -119,6 +123,8 @@
           <w:ilvl w:val="0"/>
           <w:numId w:val="1001"/>
         </w:numPr>
+        <w:spacing w:after="160" w:line="276" w:lineRule="auto"/>
+        <w:jc w:val="left"/>
       </w:pPr>
       <w:r>
         <w:t xml:space="preserve">Sidebar → Employees (</w:t>
@@ -140,6 +146,8 @@
           <w:ilvl w:val="0"/>
           <w:numId w:val="1001"/>
         </w:numPr>
+        <w:spacing w:after="160" w:line="276" w:lineRule="auto"/>
+        <w:jc w:val="left"/>
       </w:pPr>
       <w:r>
         <w:t xml:space="preserve">List / create / edit via dialogs</w:t>
@@ -152,6 +160,8 @@
           <w:ilvl w:val="0"/>
           <w:numId w:val="1001"/>
         </w:numPr>
+        <w:spacing w:after="160" w:line="276" w:lineRule="auto"/>
+        <w:jc w:val="left"/>
       </w:pPr>
       <w:r>
         <w:t xml:space="preserve">Assigned roles control API and route access</w:t>
@@ -227,6 +237,8 @@
     <w:p>
       <w:pPr>
         <w:pStyle w:val="FirstParagraph"/>
+        <w:spacing w:after="160" w:line="276" w:lineRule="auto"/>
+        <w:jc w:val="left"/>
       </w:pPr>
       <w:r>
         <w:rPr>
@@ -272,9 +284,17 @@
     <w:tbl>
       <w:tblPr>
         <w:tblStyle w:val="Table"/>
-        <w:tblW w:type="pct" w:w="4375"/>
-        <w:tblLayout w:type="fixed"/>
+        <w:tblW w:type="pct" w:w="5000"/>
+        <w:tblLayout w:type="autofit"/>
         <w:tblLook w:firstRow="1" w:lastRow="0" w:firstColumn="0" w:lastColumn="0" w:noHBand="0" w:noVBand="0" w:val="0020"/>
+        <w:tblBorders>
+          <w:top w:val="single" w:sz="4" w:space="0" w:color="CBD5E0"/>
+          <w:left w:val="single" w:sz="4" w:space="0" w:color="CBD5E0"/>
+          <w:bottom w:val="single" w:sz="4" w:space="0" w:color="CBD5E0"/>
+          <w:right w:val="single" w:sz="4" w:space="0" w:color="CBD5E0"/>
+          <w:insideH w:val="single" w:sz="4" w:space="0" w:color="CBD5E0"/>
+          <w:insideV w:val="single" w:sz="4" w:space="0" w:color="CBD5E0"/>
+        </w:tblBorders>
       </w:tblPr>
       <w:tblGrid>
         <w:gridCol w:w="2310"/>
@@ -286,37 +306,100 @@
           <w:tblHeader w:val="on"/>
         </w:trPr>
         <w:tc>
-          <w:tcPr/>
+          <w:tcPr>
+            <w:tcMar>
+              <w:top w:w="40" w:type="dxa"/>
+              <w:bottom w:w="40" w:type="dxa"/>
+              <w:left w:w="60" w:type="dxa"/>
+              <w:right w:w="60" w:type="dxa"/>
+            </w:tcMar>
+            <w:shd w:fill="1A365D" w:val="clear"/>
+            <w:tcMar>
+              <w:top w:w="40" w:type="dxa"/>
+              <w:bottom w:w="40" w:type="dxa"/>
+              <w:left w:w="60" w:type="dxa"/>
+              <w:right w:w="60" w:type="dxa"/>
+            </w:tcMar>
+          </w:tcPr>
           <w:p>
             <w:pPr>
               <w:pStyle w:val="Compact"/>
+              <w:spacing w:before="0" w:after="40" w:line="264" w:lineRule="auto"/>
               <w:jc w:val="left"/>
             </w:pPr>
             <w:r>
+              <w:rPr>
+                <w:rFonts w:ascii="Calibri" w:hAnsi="Calibri"/>
+                <w:b/>
+                <w:color w:val="FFFFFF"/>
+                <w:sz w:val="18"/>
+              </w:rPr>
               <w:t xml:space="preserve">Method</w:t>
             </w:r>
           </w:p>
         </w:tc>
         <w:tc>
-          <w:tcPr/>
+          <w:tcPr>
+            <w:tcMar>
+              <w:top w:w="40" w:type="dxa"/>
+              <w:bottom w:w="40" w:type="dxa"/>
+              <w:left w:w="60" w:type="dxa"/>
+              <w:right w:w="60" w:type="dxa"/>
+            </w:tcMar>
+            <w:shd w:fill="1A365D" w:val="clear"/>
+            <w:tcMar>
+              <w:top w:w="40" w:type="dxa"/>
+              <w:bottom w:w="40" w:type="dxa"/>
+              <w:left w:w="60" w:type="dxa"/>
+              <w:right w:w="60" w:type="dxa"/>
+            </w:tcMar>
+          </w:tcPr>
           <w:p>
             <w:pPr>
               <w:pStyle w:val="Compact"/>
+              <w:spacing w:before="0" w:after="40" w:line="264" w:lineRule="auto"/>
               <w:jc w:val="left"/>
             </w:pPr>
             <w:r>
+              <w:rPr>
+                <w:rFonts w:ascii="Calibri" w:hAnsi="Calibri"/>
+                <w:b/>
+                <w:color w:val="FFFFFF"/>
+                <w:sz w:val="18"/>
+              </w:rPr>
               <w:t xml:space="preserve">Path</w:t>
             </w:r>
           </w:p>
         </w:tc>
         <w:tc>
-          <w:tcPr/>
+          <w:tcPr>
+            <w:tcMar>
+              <w:top w:w="40" w:type="dxa"/>
+              <w:bottom w:w="40" w:type="dxa"/>
+              <w:left w:w="60" w:type="dxa"/>
+              <w:right w:w="60" w:type="dxa"/>
+            </w:tcMar>
+            <w:shd w:fill="1A365D" w:val="clear"/>
+            <w:tcMar>
+              <w:top w:w="40" w:type="dxa"/>
+              <w:bottom w:w="40" w:type="dxa"/>
+              <w:left w:w="60" w:type="dxa"/>
+              <w:right w:w="60" w:type="dxa"/>
+            </w:tcMar>
+          </w:tcPr>
           <w:p>
             <w:pPr>
               <w:pStyle w:val="Compact"/>
+              <w:spacing w:before="0" w:after="40" w:line="264" w:lineRule="auto"/>
               <w:jc w:val="left"/>
             </w:pPr>
             <w:r>
+              <w:rPr>
+                <w:rFonts w:ascii="Calibri" w:hAnsi="Calibri"/>
+                <w:b/>
+                <w:color w:val="FFFFFF"/>
+                <w:sz w:val="18"/>
+              </w:rPr>
               <w:t xml:space="preserve">Roles</w:t>
             </w:r>
           </w:p>
@@ -324,40 +407,92 @@
       </w:tr>
       <w:tr>
         <w:tc>
-          <w:tcPr/>
+          <w:tcPr>
+            <w:tcMar>
+              <w:top w:w="40" w:type="dxa"/>
+              <w:bottom w:w="40" w:type="dxa"/>
+              <w:left w:w="60" w:type="dxa"/>
+              <w:right w:w="60" w:type="dxa"/>
+            </w:tcMar>
+            <w:tcMar>
+              <w:top w:w="40" w:type="dxa"/>
+              <w:bottom w:w="40" w:type="dxa"/>
+              <w:left w:w="60" w:type="dxa"/>
+              <w:right w:w="60" w:type="dxa"/>
+            </w:tcMar>
+          </w:tcPr>
           <w:p>
             <w:pPr>
               <w:pStyle w:val="Compact"/>
+              <w:spacing w:before="0" w:after="40" w:line="264" w:lineRule="auto"/>
               <w:jc w:val="left"/>
             </w:pPr>
             <w:r>
+              <w:rPr>
+                <w:rFonts w:ascii="Calibri" w:hAnsi="Calibri"/>
+                <w:sz w:val="18"/>
+              </w:rPr>
               <w:t xml:space="preserve">GET</w:t>
             </w:r>
           </w:p>
         </w:tc>
         <w:tc>
-          <w:tcPr/>
+          <w:tcPr>
+            <w:tcMar>
+              <w:top w:w="40" w:type="dxa"/>
+              <w:bottom w:w="40" w:type="dxa"/>
+              <w:left w:w="60" w:type="dxa"/>
+              <w:right w:w="60" w:type="dxa"/>
+            </w:tcMar>
+            <w:tcMar>
+              <w:top w:w="40" w:type="dxa"/>
+              <w:bottom w:w="40" w:type="dxa"/>
+              <w:left w:w="60" w:type="dxa"/>
+              <w:right w:w="60" w:type="dxa"/>
+            </w:tcMar>
+          </w:tcPr>
           <w:p>
             <w:pPr>
               <w:pStyle w:val="Compact"/>
+              <w:spacing w:before="0" w:after="40" w:line="264" w:lineRule="auto"/>
               <w:jc w:val="left"/>
             </w:pPr>
             <w:r>
               <w:rPr>
                 <w:rStyle w:val="VerbatimChar"/>
+                <w:rFonts w:ascii="Calibri" w:hAnsi="Calibri"/>
+                <w:sz w:val="18"/>
               </w:rPr>
               <w:t xml:space="preserve">/users</w:t>
             </w:r>
           </w:p>
         </w:tc>
         <w:tc>
-          <w:tcPr/>
+          <w:tcPr>
+            <w:tcMar>
+              <w:top w:w="40" w:type="dxa"/>
+              <w:bottom w:w="40" w:type="dxa"/>
+              <w:left w:w="60" w:type="dxa"/>
+              <w:right w:w="60" w:type="dxa"/>
+            </w:tcMar>
+            <w:tcMar>
+              <w:top w:w="40" w:type="dxa"/>
+              <w:bottom w:w="40" w:type="dxa"/>
+              <w:left w:w="60" w:type="dxa"/>
+              <w:right w:w="60" w:type="dxa"/>
+            </w:tcMar>
+          </w:tcPr>
           <w:p>
             <w:pPr>
               <w:pStyle w:val="Compact"/>
+              <w:spacing w:before="0" w:after="40" w:line="264" w:lineRule="auto"/>
               <w:jc w:val="left"/>
             </w:pPr>
             <w:r>
+              <w:rPr>
+                <w:rFonts w:ascii="Calibri" w:hAnsi="Calibri"/>
+                <w:sz w:val="18"/>
+              </w:rPr>
               <w:t xml:space="preserve">ADMIN</w:t>
             </w:r>
           </w:p>
@@ -365,40 +500,92 @@
       </w:tr>
       <w:tr>
         <w:tc>
-          <w:tcPr/>
+          <w:tcPr>
+            <w:tcMar>
+              <w:top w:w="40" w:type="dxa"/>
+              <w:bottom w:w="40" w:type="dxa"/>
+              <w:left w:w="60" w:type="dxa"/>
+              <w:right w:w="60" w:type="dxa"/>
+            </w:tcMar>
+            <w:tcMar>
+              <w:top w:w="40" w:type="dxa"/>
+              <w:bottom w:w="40" w:type="dxa"/>
+              <w:left w:w="60" w:type="dxa"/>
+              <w:right w:w="60" w:type="dxa"/>
+            </w:tcMar>
+          </w:tcPr>
           <w:p>
             <w:pPr>
               <w:pStyle w:val="Compact"/>
+              <w:spacing w:before="0" w:after="40" w:line="264" w:lineRule="auto"/>
               <w:jc w:val="left"/>
             </w:pPr>
             <w:r>
+              <w:rPr>
+                <w:rFonts w:ascii="Calibri" w:hAnsi="Calibri"/>
+                <w:sz w:val="18"/>
+              </w:rPr>
               <w:t xml:space="preserve">POST</w:t>
             </w:r>
           </w:p>
         </w:tc>
         <w:tc>
-          <w:tcPr/>
+          <w:tcPr>
+            <w:tcMar>
+              <w:top w:w="40" w:type="dxa"/>
+              <w:bottom w:w="40" w:type="dxa"/>
+              <w:left w:w="60" w:type="dxa"/>
+              <w:right w:w="60" w:type="dxa"/>
+            </w:tcMar>
+            <w:tcMar>
+              <w:top w:w="40" w:type="dxa"/>
+              <w:bottom w:w="40" w:type="dxa"/>
+              <w:left w:w="60" w:type="dxa"/>
+              <w:right w:w="60" w:type="dxa"/>
+            </w:tcMar>
+          </w:tcPr>
           <w:p>
             <w:pPr>
               <w:pStyle w:val="Compact"/>
+              <w:spacing w:before="0" w:after="40" w:line="264" w:lineRule="auto"/>
               <w:jc w:val="left"/>
             </w:pPr>
             <w:r>
               <w:rPr>
                 <w:rStyle w:val="VerbatimChar"/>
+                <w:rFonts w:ascii="Calibri" w:hAnsi="Calibri"/>
+                <w:sz w:val="18"/>
               </w:rPr>
               <w:t xml:space="preserve">/users</w:t>
             </w:r>
           </w:p>
         </w:tc>
         <w:tc>
-          <w:tcPr/>
+          <w:tcPr>
+            <w:tcMar>
+              <w:top w:w="40" w:type="dxa"/>
+              <w:bottom w:w="40" w:type="dxa"/>
+              <w:left w:w="60" w:type="dxa"/>
+              <w:right w:w="60" w:type="dxa"/>
+            </w:tcMar>
+            <w:tcMar>
+              <w:top w:w="40" w:type="dxa"/>
+              <w:bottom w:w="40" w:type="dxa"/>
+              <w:left w:w="60" w:type="dxa"/>
+              <w:right w:w="60" w:type="dxa"/>
+            </w:tcMar>
+          </w:tcPr>
           <w:p>
             <w:pPr>
               <w:pStyle w:val="Compact"/>
+              <w:spacing w:before="0" w:after="40" w:line="264" w:lineRule="auto"/>
               <w:jc w:val="left"/>
             </w:pPr>
             <w:r>
+              <w:rPr>
+                <w:rFonts w:ascii="Calibri" w:hAnsi="Calibri"/>
+                <w:sz w:val="18"/>
+              </w:rPr>
               <w:t xml:space="preserve">ADMIN</w:t>
             </w:r>
           </w:p>
@@ -406,40 +593,92 @@
       </w:tr>
       <w:tr>
         <w:tc>
-          <w:tcPr/>
+          <w:tcPr>
+            <w:tcMar>
+              <w:top w:w="40" w:type="dxa"/>
+              <w:bottom w:w="40" w:type="dxa"/>
+              <w:left w:w="60" w:type="dxa"/>
+              <w:right w:w="60" w:type="dxa"/>
+            </w:tcMar>
+            <w:tcMar>
+              <w:top w:w="40" w:type="dxa"/>
+              <w:bottom w:w="40" w:type="dxa"/>
+              <w:left w:w="60" w:type="dxa"/>
+              <w:right w:w="60" w:type="dxa"/>
+            </w:tcMar>
+          </w:tcPr>
           <w:p>
             <w:pPr>
               <w:pStyle w:val="Compact"/>
+              <w:spacing w:before="0" w:after="40" w:line="264" w:lineRule="auto"/>
               <w:jc w:val="left"/>
             </w:pPr>
             <w:r>
+              <w:rPr>
+                <w:rFonts w:ascii="Calibri" w:hAnsi="Calibri"/>
+                <w:sz w:val="18"/>
+              </w:rPr>
               <w:t xml:space="preserve">PUT</w:t>
             </w:r>
           </w:p>
         </w:tc>
         <w:tc>
-          <w:tcPr/>
+          <w:tcPr>
+            <w:tcMar>
+              <w:top w:w="40" w:type="dxa"/>
+              <w:bottom w:w="40" w:type="dxa"/>
+              <w:left w:w="60" w:type="dxa"/>
+              <w:right w:w="60" w:type="dxa"/>
+            </w:tcMar>
+            <w:tcMar>
+              <w:top w:w="40" w:type="dxa"/>
+              <w:bottom w:w="40" w:type="dxa"/>
+              <w:left w:w="60" w:type="dxa"/>
+              <w:right w:w="60" w:type="dxa"/>
+            </w:tcMar>
+          </w:tcPr>
           <w:p>
             <w:pPr>
               <w:pStyle w:val="Compact"/>
+              <w:spacing w:before="0" w:after="40" w:line="264" w:lineRule="auto"/>
               <w:jc w:val="left"/>
             </w:pPr>
             <w:r>
               <w:rPr>
                 <w:rStyle w:val="VerbatimChar"/>
+                <w:rFonts w:ascii="Calibri" w:hAnsi="Calibri"/>
+                <w:sz w:val="18"/>
               </w:rPr>
               <w:t xml:space="preserve">/users/{id}</w:t>
             </w:r>
           </w:p>
         </w:tc>
         <w:tc>
-          <w:tcPr/>
+          <w:tcPr>
+            <w:tcMar>
+              <w:top w:w="40" w:type="dxa"/>
+              <w:bottom w:w="40" w:type="dxa"/>
+              <w:left w:w="60" w:type="dxa"/>
+              <w:right w:w="60" w:type="dxa"/>
+            </w:tcMar>
+            <w:tcMar>
+              <w:top w:w="40" w:type="dxa"/>
+              <w:bottom w:w="40" w:type="dxa"/>
+              <w:left w:w="60" w:type="dxa"/>
+              <w:right w:w="60" w:type="dxa"/>
+            </w:tcMar>
+          </w:tcPr>
           <w:p>
             <w:pPr>
               <w:pStyle w:val="Compact"/>
+              <w:spacing w:before="0" w:after="40" w:line="264" w:lineRule="auto"/>
               <w:jc w:val="left"/>
             </w:pPr>
             <w:r>
+              <w:rPr>
+                <w:rFonts w:ascii="Calibri" w:hAnsi="Calibri"/>
+                <w:sz w:val="18"/>
+              </w:rPr>
               <w:t xml:space="preserve">ADMIN</w:t>
             </w:r>
           </w:p>
@@ -459,6 +698,8 @@
     <w:p>
       <w:pPr>
         <w:pStyle w:val="FirstParagraph"/>
+        <w:spacing w:after="160" w:line="276" w:lineRule="auto"/>
+        <w:jc w:val="left"/>
       </w:pPr>
       <w:r>
         <w:rPr>
@@ -480,6 +721,8 @@
     <w:p>
       <w:pPr>
         <w:pStyle w:val="FirstParagraph"/>
+        <w:spacing w:after="160" w:line="276" w:lineRule="auto"/>
+        <w:jc w:val="left"/>
       </w:pPr>
       <w:r>
         <w:rPr>
@@ -522,6 +765,8 @@
     <w:p>
       <w:pPr>
         <w:pStyle w:val="FirstParagraph"/>
+        <w:spacing w:after="160" w:line="276" w:lineRule="auto"/>
+        <w:jc w:val="left"/>
       </w:pPr>
       <w:r>
         <w:rPr>
@@ -567,6 +812,8 @@
     <w:p>
       <w:pPr>
         <w:pStyle w:val="FirstParagraph"/>
+        <w:spacing w:after="160" w:line="276" w:lineRule="auto"/>
+        <w:jc w:val="left"/>
       </w:pPr>
       <w:r>
         <w:t xml:space="preserve">Request/response DTOs under</w:t>
@@ -606,6 +853,8 @@
     <w:p>
       <w:pPr>
         <w:pStyle w:val="FirstParagraph"/>
+        <w:spacing w:after="160" w:line="276" w:lineRule="auto"/>
+        <w:jc w:val="left"/>
       </w:pPr>
       <w:r>
         <w:rPr>
@@ -651,6 +900,8 @@
     <w:p>
       <w:pPr>
         <w:pStyle w:val="FirstParagraph"/>
+        <w:spacing w:after="160" w:line="276" w:lineRule="auto"/>
+        <w:jc w:val="left"/>
       </w:pPr>
       <w:r>
         <w:rPr>
@@ -678,6 +929,8 @@
     <w:p>
       <w:pPr>
         <w:pStyle w:val="FirstParagraph"/>
+        <w:spacing w:after="160" w:line="276" w:lineRule="auto"/>
+        <w:jc w:val="left"/>
       </w:pPr>
       <w:r>
         <w:rPr>
@@ -744,6 +997,8 @@
     <w:p>
       <w:pPr>
         <w:pStyle w:val="FirstParagraph"/>
+        <w:spacing w:after="160" w:line="276" w:lineRule="auto"/>
+        <w:jc w:val="left"/>
       </w:pPr>
       <w:r>
         <w:t xml:space="preserve">Password encoding BCrypt on create/update; field validation per DTOs</w:t>
@@ -762,6 +1017,8 @@
     <w:p>
       <w:pPr>
         <w:pStyle w:val="FirstParagraph"/>
+        <w:spacing w:after="160" w:line="276" w:lineRule="auto"/>
+        <w:jc w:val="left"/>
       </w:pPr>
       <w:r>
         <w:t xml:space="preserve">ADMIN only for all</w:t>
@@ -795,6 +1052,8 @@
     <w:p>
       <w:pPr>
         <w:pStyle w:val="FirstParagraph"/>
+        <w:spacing w:after="160" w:line="276" w:lineRule="auto"/>
+        <w:jc w:val="left"/>
       </w:pPr>
       <w:r>
         <w:t xml:space="preserve">Duplicate username / missing role → business exceptions</w:t>
@@ -813,6 +1072,8 @@
     <w:p>
       <w:pPr>
         <w:pStyle w:val="FirstParagraph"/>
+        <w:spacing w:after="160" w:line="276" w:lineRule="auto"/>
+        <w:jc w:val="left"/>
       </w:pPr>
       <w:r>
         <w:t xml:space="preserve">Security TRACE may log auth for employees in dev</w:t>
@@ -831,6 +1092,8 @@
     <w:p>
       <w:pPr>
         <w:pStyle w:val="FirstParagraph"/>
+        <w:spacing w:after="160" w:line="276" w:lineRule="auto"/>
+        <w:jc w:val="left"/>
       </w:pPr>
       <w:r>
         <w:rPr>
@@ -862,6 +1125,8 @@
           <w:ilvl w:val="0"/>
           <w:numId w:val="1002"/>
         </w:numPr>
+        <w:spacing w:after="160" w:line="276" w:lineRule="auto"/>
+        <w:jc w:val="left"/>
       </w:pPr>
       <w:r>
         <w:t xml:space="preserve">Non-ADMIN gets 403 on</w:t>
@@ -883,6 +1148,8 @@
           <w:ilvl w:val="0"/>
           <w:numId w:val="1002"/>
         </w:numPr>
+        <w:spacing w:after="160" w:line="276" w:lineRule="auto"/>
+        <w:jc w:val="left"/>
       </w:pPr>
       <w:r>
         <w:t xml:space="preserve">Create employee → login works</w:t>
@@ -895,6 +1162,8 @@
           <w:ilvl w:val="0"/>
           <w:numId w:val="1002"/>
         </w:numPr>
+        <w:spacing w:after="160" w:line="276" w:lineRule="auto"/>
+        <w:jc w:val="left"/>
       </w:pPr>
       <w:r>
         <w:t xml:space="preserve">Disable user → login blocked</w:t>
@@ -917,6 +1186,8 @@
           <w:ilvl w:val="0"/>
           <w:numId w:val="1003"/>
         </w:numPr>
+        <w:spacing w:after="160" w:line="276" w:lineRule="auto"/>
+        <w:jc w:val="left"/>
       </w:pPr>
       <w:r>
         <w:t xml:space="preserve">Self-service profile already under auth; keep employee admin separate</w:t>
@@ -929,6 +1200,8 @@
           <w:ilvl w:val="0"/>
           <w:numId w:val="1003"/>
         </w:numPr>
+        <w:spacing w:after="160" w:line="276" w:lineRule="auto"/>
+        <w:jc w:val="left"/>
       </w:pPr>
       <w:r>
         <w:t xml:space="preserve">Activate TELLER/AUDITOR in SecurityConfig when features land</w:t>
@@ -941,12 +1214,18 @@
           <w:ilvl w:val="0"/>
           <w:numId w:val="1003"/>
         </w:numPr>
+        <w:spacing w:after="160" w:line="276" w:lineRule="auto"/>
+        <w:jc w:val="left"/>
       </w:pPr>
       <w:r>
         <w:t xml:space="preserve">Branch assignment when Branch module exists</w:t>
       </w:r>
     </w:p>
     <w:p>
+      <w:pPr>
+        <w:spacing w:after="160" w:line="276" w:lineRule="auto"/>
+        <w:jc w:val="left"/>
+      </w:pPr>
       <w:r>
         <w:pict>
           <v:rect style="width:0;height:1.5pt" o:hralign="center" o:hrstd="t" o:hr="t"/>
@@ -976,9 +1255,17 @@
     <w:tbl>
       <w:tblPr>
         <w:tblStyle w:val="Table"/>
-        <w:tblW w:type="pct" w:w="4236"/>
-        <w:tblLayout w:type="fixed"/>
+        <w:tblW w:type="pct" w:w="5000"/>
+        <w:tblLayout w:type="autofit"/>
         <w:tblLook w:firstRow="1" w:lastRow="0" w:firstColumn="0" w:lastColumn="0" w:noHBand="0" w:noVBand="0" w:val="0020"/>
+        <w:tblBorders>
+          <w:top w:val="single" w:sz="4" w:space="0" w:color="CBD5E0"/>
+          <w:left w:val="single" w:sz="4" w:space="0" w:color="CBD5E0"/>
+          <w:bottom w:val="single" w:sz="4" w:space="0" w:color="CBD5E0"/>
+          <w:right w:val="single" w:sz="4" w:space="0" w:color="CBD5E0"/>
+          <w:insideH w:val="single" w:sz="4" w:space="0" w:color="CBD5E0"/>
+          <w:insideV w:val="single" w:sz="4" w:space="0" w:color="CBD5E0"/>
+        </w:tblBorders>
       </w:tblPr>
       <w:tblGrid>
         <w:gridCol w:w="2860"/>
@@ -989,25 +1276,67 @@
           <w:tblHeader w:val="on"/>
         </w:trPr>
         <w:tc>
-          <w:tcPr/>
+          <w:tcPr>
+            <w:tcMar>
+              <w:top w:w="40" w:type="dxa"/>
+              <w:bottom w:w="40" w:type="dxa"/>
+              <w:left w:w="60" w:type="dxa"/>
+              <w:right w:w="60" w:type="dxa"/>
+            </w:tcMar>
+            <w:shd w:fill="1A365D" w:val="clear"/>
+            <w:tcMar>
+              <w:top w:w="40" w:type="dxa"/>
+              <w:bottom w:w="40" w:type="dxa"/>
+              <w:left w:w="60" w:type="dxa"/>
+              <w:right w:w="60" w:type="dxa"/>
+            </w:tcMar>
+          </w:tcPr>
           <w:p>
             <w:pPr>
               <w:pStyle w:val="Compact"/>
+              <w:spacing w:before="0" w:after="40" w:line="264" w:lineRule="auto"/>
               <w:jc w:val="left"/>
             </w:pPr>
             <w:r>
+              <w:rPr>
+                <w:rFonts w:ascii="Calibri" w:hAnsi="Calibri"/>
+                <w:b/>
+                <w:color w:val="FFFFFF"/>
+                <w:sz w:val="18"/>
+              </w:rPr>
               <w:t xml:space="preserve">Item</w:t>
             </w:r>
           </w:p>
         </w:tc>
         <w:tc>
-          <w:tcPr/>
+          <w:tcPr>
+            <w:tcMar>
+              <w:top w:w="40" w:type="dxa"/>
+              <w:bottom w:w="40" w:type="dxa"/>
+              <w:left w:w="60" w:type="dxa"/>
+              <w:right w:w="60" w:type="dxa"/>
+            </w:tcMar>
+            <w:shd w:fill="1A365D" w:val="clear"/>
+            <w:tcMar>
+              <w:top w:w="40" w:type="dxa"/>
+              <w:bottom w:w="40" w:type="dxa"/>
+              <w:left w:w="60" w:type="dxa"/>
+              <w:right w:w="60" w:type="dxa"/>
+            </w:tcMar>
+          </w:tcPr>
           <w:p>
             <w:pPr>
               <w:pStyle w:val="Compact"/>
+              <w:spacing w:before="0" w:after="40" w:line="264" w:lineRule="auto"/>
               <w:jc w:val="left"/>
             </w:pPr>
             <w:r>
+              <w:rPr>
+                <w:rFonts w:ascii="Calibri" w:hAnsi="Calibri"/>
+                <w:b/>
+                <w:color w:val="FFFFFF"/>
+                <w:sz w:val="18"/>
+              </w:rPr>
               <w:t xml:space="preserve">Detail</w:t>
             </w:r>
           </w:p>
@@ -1015,76 +1344,156 @@
       </w:tr>
       <w:tr>
         <w:tc>
-          <w:tcPr/>
+          <w:tcPr>
+            <w:tcMar>
+              <w:top w:w="40" w:type="dxa"/>
+              <w:bottom w:w="40" w:type="dxa"/>
+              <w:left w:w="60" w:type="dxa"/>
+              <w:right w:w="60" w:type="dxa"/>
+            </w:tcMar>
+            <w:tcMar>
+              <w:top w:w="40" w:type="dxa"/>
+              <w:bottom w:w="40" w:type="dxa"/>
+              <w:left w:w="60" w:type="dxa"/>
+              <w:right w:w="60" w:type="dxa"/>
+            </w:tcMar>
+          </w:tcPr>
           <w:p>
             <w:pPr>
               <w:pStyle w:val="Compact"/>
+              <w:spacing w:before="0" w:after="40" w:line="264" w:lineRule="auto"/>
               <w:jc w:val="left"/>
             </w:pPr>
             <w:r>
+              <w:rPr>
+                <w:rFonts w:ascii="Calibri" w:hAnsi="Calibri"/>
+                <w:sz w:val="18"/>
+              </w:rPr>
               <w:t xml:space="preserve">Files</w:t>
             </w:r>
           </w:p>
         </w:tc>
         <w:tc>
-          <w:tcPr/>
+          <w:tcPr>
+            <w:tcMar>
+              <w:top w:w="40" w:type="dxa"/>
+              <w:bottom w:w="40" w:type="dxa"/>
+              <w:left w:w="60" w:type="dxa"/>
+              <w:right w:w="60" w:type="dxa"/>
+            </w:tcMar>
+            <w:tcMar>
+              <w:top w:w="40" w:type="dxa"/>
+              <w:bottom w:w="40" w:type="dxa"/>
+              <w:left w:w="60" w:type="dxa"/>
+              <w:right w:w="60" w:type="dxa"/>
+            </w:tcMar>
+          </w:tcPr>
           <w:p>
             <w:pPr>
               <w:pStyle w:val="Compact"/>
+              <w:spacing w:before="0" w:after="40" w:line="264" w:lineRule="auto"/>
               <w:jc w:val="left"/>
             </w:pPr>
             <w:r>
               <w:rPr>
                 <w:rStyle w:val="VerbatimChar"/>
+                <w:rFonts w:ascii="Calibri" w:hAnsi="Calibri"/>
+                <w:sz w:val="18"/>
               </w:rPr>
               <w:t xml:space="preserve">SecurityConfig.java</w:t>
             </w:r>
             <w:r>
+              <w:rPr>
+                <w:rFonts w:ascii="Calibri" w:hAnsi="Calibri"/>
+                <w:sz w:val="18"/>
+              </w:rPr>
               <w:t xml:space="preserve">,</w:t>
             </w:r>
             <w:r>
+              <w:rPr>
+                <w:rFonts w:ascii="Calibri" w:hAnsi="Calibri"/>
+                <w:sz w:val="18"/>
+              </w:rPr>
               <w:t xml:space="preserve"> </w:t>
             </w:r>
             <w:r>
               <w:rPr>
                 <w:rStyle w:val="VerbatimChar"/>
+                <w:rFonts w:ascii="Calibri" w:hAnsi="Calibri"/>
+                <w:sz w:val="18"/>
               </w:rPr>
               <w:t xml:space="preserve">UserController</w:t>
             </w:r>
             <w:r>
+              <w:rPr>
+                <w:rFonts w:ascii="Calibri" w:hAnsi="Calibri"/>
+                <w:sz w:val="18"/>
+              </w:rPr>
               <w:t xml:space="preserve"> </w:t>
             </w:r>
             <w:r>
+              <w:rPr>
+                <w:rFonts w:ascii="Calibri" w:hAnsi="Calibri"/>
+                <w:sz w:val="18"/>
+              </w:rPr>
               <w:t xml:space="preserve">(optional</w:t>
             </w:r>
             <w:r>
+              <w:rPr>
+                <w:rFonts w:ascii="Calibri" w:hAnsi="Calibri"/>
+                <w:sz w:val="18"/>
+              </w:rPr>
               <w:t xml:space="preserve"> </w:t>
             </w:r>
             <w:r>
               <w:rPr>
                 <w:rStyle w:val="VerbatimChar"/>
+                <w:rFonts w:ascii="Calibri" w:hAnsi="Calibri"/>
+                <w:sz w:val="18"/>
               </w:rPr>
               <w:t xml:space="preserve">@PreAuthorize</w:t>
             </w:r>
             <w:r>
+              <w:rPr>
+                <w:rFonts w:ascii="Calibri" w:hAnsi="Calibri"/>
+                <w:sz w:val="18"/>
+              </w:rPr>
               <w:t xml:space="preserve">),</w:t>
             </w:r>
             <w:r>
+              <w:rPr>
+                <w:rFonts w:ascii="Calibri" w:hAnsi="Calibri"/>
+                <w:sz w:val="18"/>
+              </w:rPr>
               <w:t xml:space="preserve"> </w:t>
             </w:r>
             <w:r>
               <w:rPr>
                 <w:rStyle w:val="VerbatimChar"/>
+                <w:rFonts w:ascii="Calibri" w:hAnsi="Calibri"/>
+                <w:sz w:val="18"/>
               </w:rPr>
               <w:t xml:space="preserve">app.routes.ts</w:t>
             </w:r>
             <w:r>
+              <w:rPr>
+                <w:rFonts w:ascii="Calibri" w:hAnsi="Calibri"/>
+                <w:sz w:val="18"/>
+              </w:rPr>
               <w:t xml:space="preserve">,</w:t>
             </w:r>
             <w:r>
+              <w:rPr>
+                <w:rFonts w:ascii="Calibri" w:hAnsi="Calibri"/>
+                <w:sz w:val="18"/>
+              </w:rPr>
               <w:t xml:space="preserve"> </w:t>
             </w:r>
             <w:r>
+              <w:rPr>
+                <w:rFonts w:ascii="Calibri" w:hAnsi="Calibri"/>
+                <w:sz w:val="18"/>
+              </w:rPr>
               <w:t xml:space="preserve">sidebar</w:t>
             </w:r>
           </w:p>
@@ -1092,48 +1501,104 @@
       </w:tr>
       <w:tr>
         <w:tc>
-          <w:tcPr/>
+          <w:tcPr>
+            <w:tcMar>
+              <w:top w:w="40" w:type="dxa"/>
+              <w:bottom w:w="40" w:type="dxa"/>
+              <w:left w:w="60" w:type="dxa"/>
+              <w:right w:w="60" w:type="dxa"/>
+            </w:tcMar>
+            <w:tcMar>
+              <w:top w:w="40" w:type="dxa"/>
+              <w:bottom w:w="40" w:type="dxa"/>
+              <w:left w:w="60" w:type="dxa"/>
+              <w:right w:w="60" w:type="dxa"/>
+            </w:tcMar>
+          </w:tcPr>
           <w:p>
             <w:pPr>
               <w:pStyle w:val="Compact"/>
+              <w:spacing w:before="0" w:after="40" w:line="264" w:lineRule="auto"/>
               <w:jc w:val="left"/>
             </w:pPr>
             <w:r>
+              <w:rPr>
+                <w:rFonts w:ascii="Calibri" w:hAnsi="Calibri"/>
+                <w:sz w:val="18"/>
+              </w:rPr>
               <w:t xml:space="preserve">Methods</w:t>
             </w:r>
           </w:p>
         </w:tc>
         <w:tc>
-          <w:tcPr/>
+          <w:tcPr>
+            <w:tcMar>
+              <w:top w:w="40" w:type="dxa"/>
+              <w:bottom w:w="40" w:type="dxa"/>
+              <w:left w:w="60" w:type="dxa"/>
+              <w:right w:w="60" w:type="dxa"/>
+            </w:tcMar>
+            <w:tcMar>
+              <w:top w:w="40" w:type="dxa"/>
+              <w:bottom w:w="40" w:type="dxa"/>
+              <w:left w:w="60" w:type="dxa"/>
+              <w:right w:w="60" w:type="dxa"/>
+            </w:tcMar>
+          </w:tcPr>
           <w:p>
             <w:pPr>
               <w:pStyle w:val="Compact"/>
+              <w:spacing w:before="0" w:after="40" w:line="264" w:lineRule="auto"/>
               <w:jc w:val="left"/>
             </w:pPr>
             <w:r>
               <w:rPr>
                 <w:rStyle w:val="VerbatimChar"/>
+                <w:rFonts w:ascii="Calibri" w:hAnsi="Calibri"/>
+                <w:sz w:val="18"/>
               </w:rPr>
               <w:t xml:space="preserve">securityFilterChain</w:t>
             </w:r>
             <w:r>
+              <w:rPr>
+                <w:rFonts w:ascii="Calibri" w:hAnsi="Calibri"/>
+                <w:sz w:val="18"/>
+              </w:rPr>
               <w:t xml:space="preserve"> </w:t>
             </w:r>
             <w:r>
+              <w:rPr>
+                <w:rFonts w:ascii="Calibri" w:hAnsi="Calibri"/>
+                <w:sz w:val="18"/>
+              </w:rPr>
               <w:t xml:space="preserve">matchers for</w:t>
             </w:r>
             <w:r>
+              <w:rPr>
+                <w:rFonts w:ascii="Calibri" w:hAnsi="Calibri"/>
+                <w:sz w:val="18"/>
+              </w:rPr>
               <w:t xml:space="preserve"> </w:t>
             </w:r>
             <w:r>
+              <w:rPr>
+                <w:rFonts w:ascii="Calibri" w:hAnsi="Calibri"/>
+                <w:sz w:val="18"/>
+              </w:rPr>
               <w:t xml:space="preserve">GET</w:t>
             </w:r>
             <w:r>
+              <w:rPr>
+                <w:rFonts w:ascii="Calibri" w:hAnsi="Calibri"/>
+                <w:sz w:val="18"/>
+              </w:rPr>
               <w:t xml:space="preserve"> </w:t>
             </w:r>
             <w:r>
               <w:rPr>
                 <w:rStyle w:val="VerbatimChar"/>
+                <w:rFonts w:ascii="Calibri" w:hAnsi="Calibri"/>
+                <w:sz w:val="18"/>
               </w:rPr>
               <w:t xml:space="preserve">/users/**</w:t>
             </w:r>
@@ -1142,25 +1607,61 @@
       </w:tr>
       <w:tr>
         <w:tc>
-          <w:tcPr/>
+          <w:tcPr>
+            <w:tcMar>
+              <w:top w:w="40" w:type="dxa"/>
+              <w:bottom w:w="40" w:type="dxa"/>
+              <w:left w:w="60" w:type="dxa"/>
+              <w:right w:w="60" w:type="dxa"/>
+            </w:tcMar>
+            <w:tcMar>
+              <w:top w:w="40" w:type="dxa"/>
+              <w:bottom w:w="40" w:type="dxa"/>
+              <w:left w:w="60" w:type="dxa"/>
+              <w:right w:w="60" w:type="dxa"/>
+            </w:tcMar>
+          </w:tcPr>
           <w:p>
             <w:pPr>
               <w:pStyle w:val="Compact"/>
+              <w:spacing w:before="0" w:after="40" w:line="264" w:lineRule="auto"/>
               <w:jc w:val="left"/>
             </w:pPr>
             <w:r>
+              <w:rPr>
+                <w:rFonts w:ascii="Calibri" w:hAnsi="Calibri"/>
+                <w:sz w:val="18"/>
+              </w:rPr>
               <w:t xml:space="preserve">Impact</w:t>
             </w:r>
           </w:p>
         </w:tc>
         <w:tc>
-          <w:tcPr/>
+          <w:tcPr>
+            <w:tcMar>
+              <w:top w:w="40" w:type="dxa"/>
+              <w:bottom w:w="40" w:type="dxa"/>
+              <w:left w:w="60" w:type="dxa"/>
+              <w:right w:w="60" w:type="dxa"/>
+            </w:tcMar>
+            <w:tcMar>
+              <w:top w:w="40" w:type="dxa"/>
+              <w:bottom w:w="40" w:type="dxa"/>
+              <w:left w:w="60" w:type="dxa"/>
+              <w:right w:w="60" w:type="dxa"/>
+            </w:tcMar>
+          </w:tcPr>
           <w:p>
             <w:pPr>
               <w:pStyle w:val="Compact"/>
+              <w:spacing w:before="0" w:after="40" w:line="264" w:lineRule="auto"/>
               <w:jc w:val="left"/>
             </w:pPr>
             <w:r>
+              <w:rPr>
+                <w:rFonts w:ascii="Calibri" w:hAnsi="Calibri"/>
+                <w:sz w:val="18"/>
+              </w:rPr>
               <w:t xml:space="preserve">Data exposure review</w:t>
             </w:r>
           </w:p>
@@ -1180,9 +1681,17 @@
     <w:tbl>
       <w:tblPr>
         <w:tblStyle w:val="Table"/>
-        <w:tblW w:type="pct" w:w="4236"/>
-        <w:tblLayout w:type="fixed"/>
+        <w:tblW w:type="pct" w:w="5000"/>
+        <w:tblLayout w:type="autofit"/>
         <w:tblLook w:firstRow="1" w:lastRow="0" w:firstColumn="0" w:lastColumn="0" w:noHBand="0" w:noVBand="0" w:val="0020"/>
+        <w:tblBorders>
+          <w:top w:val="single" w:sz="4" w:space="0" w:color="CBD5E0"/>
+          <w:left w:val="single" w:sz="4" w:space="0" w:color="CBD5E0"/>
+          <w:bottom w:val="single" w:sz="4" w:space="0" w:color="CBD5E0"/>
+          <w:right w:val="single" w:sz="4" w:space="0" w:color="CBD5E0"/>
+          <w:insideH w:val="single" w:sz="4" w:space="0" w:color="CBD5E0"/>
+          <w:insideV w:val="single" w:sz="4" w:space="0" w:color="CBD5E0"/>
+        </w:tblBorders>
       </w:tblPr>
       <w:tblGrid>
         <w:gridCol w:w="2860"/>
@@ -1193,25 +1702,67 @@
           <w:tblHeader w:val="on"/>
         </w:trPr>
         <w:tc>
-          <w:tcPr/>
+          <w:tcPr>
+            <w:tcMar>
+              <w:top w:w="40" w:type="dxa"/>
+              <w:bottom w:w="40" w:type="dxa"/>
+              <w:left w:w="60" w:type="dxa"/>
+              <w:right w:w="60" w:type="dxa"/>
+            </w:tcMar>
+            <w:shd w:fill="1A365D" w:val="clear"/>
+            <w:tcMar>
+              <w:top w:w="40" w:type="dxa"/>
+              <w:bottom w:w="40" w:type="dxa"/>
+              <w:left w:w="60" w:type="dxa"/>
+              <w:right w:w="60" w:type="dxa"/>
+            </w:tcMar>
+          </w:tcPr>
           <w:p>
             <w:pPr>
               <w:pStyle w:val="Compact"/>
+              <w:spacing w:before="0" w:after="40" w:line="264" w:lineRule="auto"/>
               <w:jc w:val="left"/>
             </w:pPr>
             <w:r>
+              <w:rPr>
+                <w:rFonts w:ascii="Calibri" w:hAnsi="Calibri"/>
+                <w:b/>
+                <w:color w:val="FFFFFF"/>
+                <w:sz w:val="18"/>
+              </w:rPr>
               <w:t xml:space="preserve">Item</w:t>
             </w:r>
           </w:p>
         </w:tc>
         <w:tc>
-          <w:tcPr/>
+          <w:tcPr>
+            <w:tcMar>
+              <w:top w:w="40" w:type="dxa"/>
+              <w:bottom w:w="40" w:type="dxa"/>
+              <w:left w:w="60" w:type="dxa"/>
+              <w:right w:w="60" w:type="dxa"/>
+            </w:tcMar>
+            <w:shd w:fill="1A365D" w:val="clear"/>
+            <w:tcMar>
+              <w:top w:w="40" w:type="dxa"/>
+              <w:bottom w:w="40" w:type="dxa"/>
+              <w:left w:w="60" w:type="dxa"/>
+              <w:right w:w="60" w:type="dxa"/>
+            </w:tcMar>
+          </w:tcPr>
           <w:p>
             <w:pPr>
               <w:pStyle w:val="Compact"/>
+              <w:spacing w:before="0" w:after="40" w:line="264" w:lineRule="auto"/>
               <w:jc w:val="left"/>
             </w:pPr>
             <w:r>
+              <w:rPr>
+                <w:rFonts w:ascii="Calibri" w:hAnsi="Calibri"/>
+                <w:b/>
+                <w:color w:val="FFFFFF"/>
+                <w:sz w:val="18"/>
+              </w:rPr>
               <w:t xml:space="preserve">Detail</w:t>
             </w:r>
           </w:p>
@@ -1219,46 +1770,104 @@
       </w:tr>
       <w:tr>
         <w:tc>
-          <w:tcPr/>
+          <w:tcPr>
+            <w:tcMar>
+              <w:top w:w="40" w:type="dxa"/>
+              <w:bottom w:w="40" w:type="dxa"/>
+              <w:left w:w="60" w:type="dxa"/>
+              <w:right w:w="60" w:type="dxa"/>
+            </w:tcMar>
+            <w:tcMar>
+              <w:top w:w="40" w:type="dxa"/>
+              <w:bottom w:w="40" w:type="dxa"/>
+              <w:left w:w="60" w:type="dxa"/>
+              <w:right w:w="60" w:type="dxa"/>
+            </w:tcMar>
+          </w:tcPr>
           <w:p>
             <w:pPr>
               <w:pStyle w:val="Compact"/>
+              <w:spacing w:before="0" w:after="40" w:line="264" w:lineRule="auto"/>
               <w:jc w:val="left"/>
             </w:pPr>
             <w:r>
+              <w:rPr>
+                <w:rFonts w:ascii="Calibri" w:hAnsi="Calibri"/>
+                <w:sz w:val="18"/>
+              </w:rPr>
               <w:t xml:space="preserve">Files</w:t>
             </w:r>
           </w:p>
         </w:tc>
         <w:tc>
-          <w:tcPr/>
+          <w:tcPr>
+            <w:tcMar>
+              <w:top w:w="40" w:type="dxa"/>
+              <w:bottom w:w="40" w:type="dxa"/>
+              <w:left w:w="60" w:type="dxa"/>
+              <w:right w:w="60" w:type="dxa"/>
+            </w:tcMar>
+            <w:tcMar>
+              <w:top w:w="40" w:type="dxa"/>
+              <w:bottom w:w="40" w:type="dxa"/>
+              <w:left w:w="60" w:type="dxa"/>
+              <w:right w:w="60" w:type="dxa"/>
+            </w:tcMar>
+          </w:tcPr>
           <w:p>
             <w:pPr>
               <w:pStyle w:val="Compact"/>
+              <w:spacing w:before="0" w:after="40" w:line="264" w:lineRule="auto"/>
               <w:jc w:val="left"/>
             </w:pPr>
             <w:r>
+              <w:rPr>
+                <w:rFonts w:ascii="Calibri" w:hAnsi="Calibri"/>
+                <w:sz w:val="18"/>
+              </w:rPr>
               <w:t xml:space="preserve">User entity/DTO,</w:t>
             </w:r>
             <w:r>
+              <w:rPr>
+                <w:rFonts w:ascii="Calibri" w:hAnsi="Calibri"/>
+                <w:sz w:val="18"/>
+              </w:rPr>
               <w:t xml:space="preserve"> </w:t>
             </w:r>
             <w:r>
               <w:rPr>
                 <w:rStyle w:val="VerbatimChar"/>
+                <w:rFonts w:ascii="Calibri" w:hAnsi="Calibri"/>
+                <w:sz w:val="18"/>
               </w:rPr>
               <w:t xml:space="preserve">UserService</w:t>
             </w:r>
             <w:r>
+              <w:rPr>
+                <w:rFonts w:ascii="Calibri" w:hAnsi="Calibri"/>
+                <w:sz w:val="18"/>
+              </w:rPr>
               <w:t xml:space="preserve"> </w:t>
             </w:r>
             <w:r>
+              <w:rPr>
+                <w:rFonts w:ascii="Calibri" w:hAnsi="Calibri"/>
+                <w:sz w:val="18"/>
+              </w:rPr>
               <w:t xml:space="preserve">create/update, Angular employee</w:t>
             </w:r>
             <w:r>
+              <w:rPr>
+                <w:rFonts w:ascii="Calibri" w:hAnsi="Calibri"/>
+                <w:sz w:val="18"/>
+              </w:rPr>
               <w:t xml:space="preserve"> </w:t>
             </w:r>
             <w:r>
+              <w:rPr>
+                <w:rFonts w:ascii="Calibri" w:hAnsi="Calibri"/>
+                <w:sz w:val="18"/>
+              </w:rPr>
               <w:t xml:space="preserve">dialog</w:t>
             </w:r>
           </w:p>
@@ -1266,31 +1875,75 @@
       </w:tr>
       <w:tr>
         <w:tc>
-          <w:tcPr/>
+          <w:tcPr>
+            <w:tcMar>
+              <w:top w:w="40" w:type="dxa"/>
+              <w:bottom w:w="40" w:type="dxa"/>
+              <w:left w:w="60" w:type="dxa"/>
+              <w:right w:w="60" w:type="dxa"/>
+            </w:tcMar>
+            <w:tcMar>
+              <w:top w:w="40" w:type="dxa"/>
+              <w:bottom w:w="40" w:type="dxa"/>
+              <w:left w:w="60" w:type="dxa"/>
+              <w:right w:w="60" w:type="dxa"/>
+            </w:tcMar>
+          </w:tcPr>
           <w:p>
             <w:pPr>
               <w:pStyle w:val="Compact"/>
+              <w:spacing w:before="0" w:after="40" w:line="264" w:lineRule="auto"/>
               <w:jc w:val="left"/>
             </w:pPr>
             <w:r>
+              <w:rPr>
+                <w:rFonts w:ascii="Calibri" w:hAnsi="Calibri"/>
+                <w:sz w:val="18"/>
+              </w:rPr>
               <w:t xml:space="preserve">Impact</w:t>
             </w:r>
           </w:p>
         </w:tc>
         <w:tc>
-          <w:tcPr/>
+          <w:tcPr>
+            <w:tcMar>
+              <w:top w:w="40" w:type="dxa"/>
+              <w:bottom w:w="40" w:type="dxa"/>
+              <w:left w:w="60" w:type="dxa"/>
+              <w:right w:w="60" w:type="dxa"/>
+            </w:tcMar>
+            <w:tcMar>
+              <w:top w:w="40" w:type="dxa"/>
+              <w:bottom w:w="40" w:type="dxa"/>
+              <w:left w:w="60" w:type="dxa"/>
+              <w:right w:w="60" w:type="dxa"/>
+            </w:tcMar>
+          </w:tcPr>
           <w:p>
             <w:pPr>
               <w:pStyle w:val="Compact"/>
+              <w:spacing w:before="0" w:after="40" w:line="264" w:lineRule="auto"/>
               <w:jc w:val="left"/>
             </w:pPr>
             <w:r>
+              <w:rPr>
+                <w:rFonts w:ascii="Calibri" w:hAnsi="Calibri"/>
+                <w:sz w:val="18"/>
+              </w:rPr>
               <w:t xml:space="preserve">Login still uses username; display</w:t>
             </w:r>
             <w:r>
+              <w:rPr>
+                <w:rFonts w:ascii="Calibri" w:hAnsi="Calibri"/>
+                <w:sz w:val="18"/>
+              </w:rPr>
               <w:t xml:space="preserve"> </w:t>
             </w:r>
             <w:r>
+              <w:rPr>
+                <w:rFonts w:ascii="Calibri" w:hAnsi="Calibri"/>
+                <w:sz w:val="18"/>
+              </w:rPr>
               <w:t xml:space="preserve">uses employeeCode</w:t>
             </w:r>
           </w:p>
